--- a/smit-template.docx
+++ b/smit-template.docx
@@ -117,9 +117,8 @@
                 <w:color w:val="FFFFFF" w:themeColor="background1"/>
                 <w:sz w:val="20"/>
                 <w:szCs w:val="20"/>
-                <w:lang w:val="en-US"/>
-              </w:rPr>
-              <w:t>EDUCATION</w:t>
+              </w:rPr>
+              <w:t>EDUCATION AND SCHOLASTIC ACHIEVEMENTS</w:t>
             </w:r>
           </w:p>
         </w:tc>
@@ -275,7 +274,7 @@
                 <w:szCs w:val="20"/>
                 <w:lang w:val="en-US"/>
               </w:rPr>
-              <w:t>Dual Degree</w:t>
+              <w:t>BTech + MTech</w:t>
             </w:r>
             <w:r>
               <w:rPr>
@@ -602,66 +601,10 @@
           <w:p>
             <w:pPr>
               <w:pStyle w:val="NoSpacing"/>
-              <w:rPr>
-                <w:rFonts w:ascii="Calibri" w:hAnsi="Calibri" w:cs="Calibri"/>
-                <w:sz w:val="20"/>
-                <w:szCs w:val="20"/>
-              </w:rPr>
-            </w:pPr>
-            <w:r>
-              <w:rPr>
-                <w:rFonts w:ascii="Calibri" w:hAnsi="Calibri" w:cs="Calibri"/>
-                <w:sz w:val="20"/>
-                <w:szCs w:val="20"/>
-              </w:rPr>
-              <w:t xml:space="preserve">&gt; </w:t>
-            </w:r>
-            <w:r>
-              <w:rPr>
-                <w:rFonts w:ascii="Calibri" w:hAnsi="Calibri" w:cs="Calibri"/>
-                <w:sz w:val="20"/>
-                <w:szCs w:val="20"/>
-              </w:rPr>
-              <w:t>Scored 99.597 percentile in JEE Mains 2023, conducted by NTA, rank</w:t>
-            </w:r>
-            <w:r>
-              <w:rPr>
-                <w:rFonts w:ascii="Calibri" w:hAnsi="Calibri" w:cs="Calibri"/>
-                <w:sz w:val="20"/>
-                <w:szCs w:val="20"/>
-              </w:rPr>
-              <w:t xml:space="preserve">ed 4744 among </w:t>
-            </w:r>
-            <w:r>
-              <w:rPr>
-                <w:rFonts w:ascii="Calibri" w:hAnsi="Calibri" w:cs="Calibri"/>
-                <w:sz w:val="20"/>
-                <w:szCs w:val="20"/>
-              </w:rPr>
-              <w:t xml:space="preserve">1.1 M+ candidates. </w:t>
-            </w:r>
-          </w:p>
-          <w:p>
-            <w:pPr>
-              <w:pStyle w:val="NoSpacing"/>
-              <w:rPr>
-                <w:rFonts w:ascii="Calibri" w:hAnsi="Calibri" w:cs="Calibri"/>
-                <w:sz w:val="20"/>
-                <w:szCs w:val="20"/>
-              </w:rPr>
-            </w:pPr>
-            <w:r>
-              <w:rPr>
-                <w:rFonts w:ascii="Calibri" w:hAnsi="Calibri" w:cs="Calibri"/>
-                <w:sz w:val="20"/>
-                <w:szCs w:val="20"/>
-              </w:rPr>
-              <w:t>&gt; Secured All India Rank of 8066 in JEE Advanced 2023, conducted by IIT Guwahati, among 2.5L+ qualified candidates.</w:t>
-            </w:r>
-          </w:p>
-          <w:p>
-            <w:pPr>
-              <w:pStyle w:val="NoSpacing"/>
+              <w:numPr>
+                <w:ilvl w:val="0"/>
+                <w:numId w:val="22"/>
+              </w:numPr>
               <w:rPr>
                 <w:rFonts w:ascii="Calibri" w:hAnsi="Calibri" w:cs="Calibri"/>
                 <w:sz w:val="22"/>
@@ -675,23 +618,142 @@
                 <w:sz w:val="20"/>
                 <w:szCs w:val="20"/>
               </w:rPr>
-              <w:t xml:space="preserve">&gt; </w:t>
-            </w:r>
-            <w:r>
-              <w:rPr>
-                <w:rFonts w:ascii="Calibri" w:hAnsi="Calibri" w:cs="Calibri"/>
-                <w:sz w:val="20"/>
-                <w:szCs w:val="20"/>
-              </w:rPr>
-              <w:t>Awarded Scholarship for Higher Education by the G</w:t>
-            </w:r>
-            <w:r>
-              <w:rPr>
-                <w:rFonts w:ascii="Calibri" w:hAnsi="Calibri" w:cs="Calibri"/>
-                <w:sz w:val="20"/>
-                <w:szCs w:val="20"/>
-              </w:rPr>
-              <w:t xml:space="preserve">ov </w:t>
+              <w:t xml:space="preserve">Secured AIR </w:t>
+            </w:r>
+            <w:r>
+              <w:rPr>
+                <w:rFonts w:ascii="Calibri" w:hAnsi="Calibri" w:cs="Calibri"/>
+                <w:sz w:val="20"/>
+                <w:szCs w:val="20"/>
+              </w:rPr>
+              <w:t>4744</w:t>
+            </w:r>
+            <w:r>
+              <w:rPr>
+                <w:rFonts w:ascii="Calibri" w:hAnsi="Calibri" w:cs="Calibri"/>
+                <w:sz w:val="20"/>
+                <w:szCs w:val="20"/>
+              </w:rPr>
+              <w:t xml:space="preserve"> (99.5</w:t>
+            </w:r>
+            <w:r>
+              <w:rPr>
+                <w:rFonts w:ascii="Calibri" w:hAnsi="Calibri" w:cs="Calibri"/>
+                <w:sz w:val="20"/>
+                <w:szCs w:val="20"/>
+              </w:rPr>
+              <w:t>97</w:t>
+            </w:r>
+            <w:r>
+              <w:rPr>
+                <w:rFonts w:ascii="Calibri" w:hAnsi="Calibri" w:cs="Calibri"/>
+                <w:sz w:val="20"/>
+                <w:szCs w:val="20"/>
+              </w:rPr>
+              <w:t>%) out of 12</w:t>
+            </w:r>
+            <w:r>
+              <w:rPr>
+                <w:rFonts w:ascii="Calibri" w:hAnsi="Calibri" w:cs="Calibri"/>
+                <w:sz w:val="20"/>
+                <w:szCs w:val="20"/>
+              </w:rPr>
+              <w:t>L</w:t>
+            </w:r>
+            <w:r>
+              <w:rPr>
+                <w:rFonts w:ascii="Calibri" w:hAnsi="Calibri" w:cs="Calibri"/>
+                <w:sz w:val="20"/>
+                <w:szCs w:val="20"/>
+              </w:rPr>
+              <w:t xml:space="preserve">+ candidates in JEE Mains </w:t>
+            </w:r>
+            <w:r>
+              <w:rPr>
+                <w:rFonts w:ascii="Calibri" w:hAnsi="Calibri" w:cs="Calibri"/>
+                <w:sz w:val="20"/>
+                <w:szCs w:val="20"/>
+              </w:rPr>
+              <w:t xml:space="preserve">2023 </w:t>
+            </w:r>
+            <w:r>
+              <w:rPr>
+                <w:rFonts w:ascii="Calibri" w:hAnsi="Calibri" w:cs="Calibri"/>
+                <w:sz w:val="20"/>
+                <w:szCs w:val="20"/>
+              </w:rPr>
+              <w:t>and AIR 3551 out of 1.8</w:t>
+            </w:r>
+            <w:r>
+              <w:rPr>
+                <w:rFonts w:ascii="Calibri" w:hAnsi="Calibri" w:cs="Calibri"/>
+                <w:sz w:val="20"/>
+                <w:szCs w:val="20"/>
+              </w:rPr>
+              <w:t>L</w:t>
+            </w:r>
+            <w:r>
+              <w:rPr>
+                <w:rFonts w:ascii="Calibri" w:hAnsi="Calibri" w:cs="Calibri"/>
+                <w:sz w:val="20"/>
+                <w:szCs w:val="20"/>
+              </w:rPr>
+              <w:t>+ candidates in JEE Advanced</w:t>
+            </w:r>
+            <w:r>
+              <w:rPr>
+                <w:rFonts w:ascii="Calibri" w:hAnsi="Calibri" w:cs="Calibri"/>
+                <w:sz w:val="20"/>
+                <w:szCs w:val="20"/>
+              </w:rPr>
+              <w:t xml:space="preserve"> 20</w:t>
+            </w:r>
+            <w:r>
+              <w:rPr>
+                <w:rFonts w:ascii="Calibri" w:hAnsi="Calibri" w:cs="Calibri"/>
+                <w:sz w:val="20"/>
+                <w:szCs w:val="20"/>
+              </w:rPr>
+              <w:t>23.</w:t>
+            </w:r>
+          </w:p>
+          <w:p>
+            <w:pPr>
+              <w:pStyle w:val="NoSpacing"/>
+              <w:numPr>
+                <w:ilvl w:val="0"/>
+                <w:numId w:val="22"/>
+              </w:numPr>
+              <w:rPr>
+                <w:rFonts w:ascii="Calibri" w:hAnsi="Calibri" w:cs="Calibri"/>
+                <w:sz w:val="22"/>
+                <w:szCs w:val="22"/>
+                <w:lang w:val="en-US"/>
+              </w:rPr>
+            </w:pPr>
+            <w:r>
+              <w:rPr>
+                <w:rFonts w:ascii="Calibri" w:hAnsi="Calibri" w:cs="Calibri"/>
+                <w:sz w:val="20"/>
+                <w:szCs w:val="20"/>
+              </w:rPr>
+              <w:t xml:space="preserve">Awarded Scholarship for Higher Education by the </w:t>
+            </w:r>
+            <w:r>
+              <w:rPr>
+                <w:rFonts w:ascii="Calibri" w:hAnsi="Calibri" w:cs="Calibri"/>
+                <w:sz w:val="20"/>
+                <w:szCs w:val="20"/>
+              </w:rPr>
+              <w:t>Government</w:t>
+            </w:r>
+            <w:r>
+              <w:rPr>
+                <w:rFonts w:ascii="Calibri" w:hAnsi="Calibri" w:cs="Calibri"/>
+                <w:sz w:val="20"/>
+                <w:szCs w:val="20"/>
+              </w:rPr>
+              <w:t xml:space="preserve"> </w:t>
             </w:r>
             <w:r>
               <w:rPr>
@@ -1286,18 +1348,8 @@
                 <w:sz w:val="20"/>
                 <w:szCs w:val="20"/>
               </w:rPr>
-              <w:t xml:space="preserve">, Pandas, Matplotlib, OpenCV, Scikit-learn, </w:t>
-            </w:r>
-            <w:proofErr w:type="spellStart"/>
-            <w:r>
-              <w:rPr>
-                <w:rFonts w:ascii="Calibri" w:hAnsi="Calibri" w:cs="Calibri"/>
-                <w:sz w:val="20"/>
-                <w:szCs w:val="20"/>
-              </w:rPr>
-              <w:t>Keras</w:t>
-            </w:r>
-            <w:proofErr w:type="spellEnd"/>
+              <w:t>, Pandas, Matplotlib, OpenCV, Scikit-learn, Keras</w:t>
+            </w:r>
             <w:r>
               <w:rPr>
                 <w:rFonts w:ascii="Calibri" w:hAnsi="Calibri" w:cs="Calibri"/>
@@ -1426,6 +1478,29 @@
               <w:t>Sarvam AI</w:t>
             </w:r>
           </w:p>
+          <w:p>
+            <w:pPr>
+              <w:pStyle w:val="NoSpacing"/>
+              <w:jc w:val="center"/>
+              <w:rPr>
+                <w:rFonts w:ascii="Calibri" w:hAnsi="Calibri" w:cs="Calibri"/>
+                <w:i/>
+                <w:iCs/>
+                <w:sz w:val="16"/>
+                <w:szCs w:val="16"/>
+              </w:rPr>
+            </w:pPr>
+            <w:r>
+              <w:rPr>
+                <w:rFonts w:ascii="Calibri" w:hAnsi="Calibri" w:cs="Calibri"/>
+                <w:i/>
+                <w:iCs/>
+                <w:sz w:val="16"/>
+                <w:szCs w:val="16"/>
+              </w:rPr>
+              <w:t>(Mar25 – May25)</w:t>
+            </w:r>
+          </w:p>
         </w:tc>
         <w:tc>
           <w:tcPr>
@@ -2138,6 +2213,10 @@
           <w:p>
             <w:pPr>
               <w:pStyle w:val="NoSpacing"/>
+              <w:numPr>
+                <w:ilvl w:val="0"/>
+                <w:numId w:val="23"/>
+              </w:numPr>
               <w:tabs>
                 <w:tab w:val="left" w:pos="6584"/>
               </w:tabs>
@@ -2153,14 +2232,6 @@
                 <w:sz w:val="20"/>
                 <w:szCs w:val="20"/>
               </w:rPr>
-              <w:t xml:space="preserve">&gt; </w:t>
-            </w:r>
-            <w:r>
-              <w:rPr>
-                <w:rFonts w:ascii="Calibri" w:hAnsi="Calibri" w:cs="Calibri"/>
-                <w:sz w:val="20"/>
-                <w:szCs w:val="20"/>
-              </w:rPr>
               <w:t xml:space="preserve">Simulated 100+ portfolio allocations to </w:t>
             </w:r>
             <w:r>
@@ -2233,6 +2304,10 @@
           <w:p>
             <w:pPr>
               <w:pStyle w:val="NoSpacing"/>
+              <w:numPr>
+                <w:ilvl w:val="0"/>
+                <w:numId w:val="23"/>
+              </w:numPr>
               <w:tabs>
                 <w:tab w:val="left" w:pos="6584"/>
               </w:tabs>
@@ -2248,12 +2323,16 @@
                 <w:sz w:val="20"/>
                 <w:szCs w:val="20"/>
               </w:rPr>
-              <w:t>&gt; Calculated expected returns, covariance, correlation, and Sharpe ratio of assets with risk rate of 0.19.</w:t>
-            </w:r>
-          </w:p>
-          <w:p>
-            <w:pPr>
-              <w:pStyle w:val="NoSpacing"/>
+              <w:t>Calculated expected returns, covariance, correlation, and Sharpe ratio of assets with risk rate of 0.19.</w:t>
+            </w:r>
+          </w:p>
+          <w:p>
+            <w:pPr>
+              <w:pStyle w:val="NoSpacing"/>
+              <w:numPr>
+                <w:ilvl w:val="0"/>
+                <w:numId w:val="23"/>
+              </w:numPr>
               <w:tabs>
                 <w:tab w:val="left" w:pos="6584"/>
               </w:tabs>
@@ -2269,7 +2348,7 @@
                 <w:sz w:val="20"/>
                 <w:szCs w:val="20"/>
               </w:rPr>
-              <w:t xml:space="preserve">&gt; Built </w:t>
+              <w:t xml:space="preserve">Built </w:t>
             </w:r>
             <w:r>
               <w:rPr>
@@ -2363,6 +2442,10 @@
           <w:p>
             <w:pPr>
               <w:pStyle w:val="NoSpacing"/>
+              <w:numPr>
+                <w:ilvl w:val="0"/>
+                <w:numId w:val="24"/>
+              </w:numPr>
               <w:tabs>
                 <w:tab w:val="left" w:pos="6584"/>
               </w:tabs>
@@ -2378,12 +2461,16 @@
                 <w:sz w:val="20"/>
                 <w:szCs w:val="20"/>
               </w:rPr>
-              <w:t xml:space="preserve">&gt; Created a dyslexia-friendly AI-powered website to enhance web accessibility for disabled users. </w:t>
-            </w:r>
-          </w:p>
-          <w:p>
-            <w:pPr>
-              <w:pStyle w:val="NoSpacing"/>
+              <w:t xml:space="preserve">Created a dyslexia-friendly AI-powered website to enhance web accessibility for disabled users. </w:t>
+            </w:r>
+          </w:p>
+          <w:p>
+            <w:pPr>
+              <w:pStyle w:val="NoSpacing"/>
+              <w:numPr>
+                <w:ilvl w:val="0"/>
+                <w:numId w:val="24"/>
+              </w:numPr>
               <w:tabs>
                 <w:tab w:val="left" w:pos="6584"/>
               </w:tabs>
@@ -2399,12 +2486,16 @@
                 <w:sz w:val="20"/>
                 <w:szCs w:val="20"/>
               </w:rPr>
-              <w:t xml:space="preserve">&gt; Built a Chrome extension featuring voice navigation and dyslexia friendly tools for better accessibility. </w:t>
-            </w:r>
-          </w:p>
-          <w:p>
-            <w:pPr>
-              <w:pStyle w:val="NoSpacing"/>
+              <w:t xml:space="preserve">Built a Chrome extension featuring voice navigation and dyslexia friendly tools for better accessibility. </w:t>
+            </w:r>
+          </w:p>
+          <w:p>
+            <w:pPr>
+              <w:pStyle w:val="NoSpacing"/>
+              <w:numPr>
+                <w:ilvl w:val="0"/>
+                <w:numId w:val="24"/>
+              </w:numPr>
               <w:tabs>
                 <w:tab w:val="left" w:pos="6584"/>
               </w:tabs>
@@ -2420,7 +2511,7 @@
                 <w:sz w:val="20"/>
                 <w:szCs w:val="20"/>
               </w:rPr>
-              <w:t>&gt; Built an innovative hands-free mouse system using eye tracking for users with limited motor function.</w:t>
+              <w:t>Built an innovative hands-free mouse system using eye tracking for users with limited motor function.</w:t>
             </w:r>
           </w:p>
         </w:tc>
@@ -2525,6 +2616,10 @@
           <w:p>
             <w:pPr>
               <w:pStyle w:val="NoSpacing"/>
+              <w:numPr>
+                <w:ilvl w:val="0"/>
+                <w:numId w:val="25"/>
+              </w:numPr>
               <w:tabs>
                 <w:tab w:val="left" w:pos="6584"/>
               </w:tabs>
@@ -2540,26 +2635,16 @@
                 <w:sz w:val="20"/>
                 <w:szCs w:val="20"/>
               </w:rPr>
-              <w:t>&gt;</w:t>
-            </w:r>
-            <w:r>
-              <w:rPr>
-                <w:rFonts w:ascii="Calibri" w:hAnsi="Calibri" w:cs="Calibri"/>
-              </w:rPr>
-              <w:t xml:space="preserve"> </w:t>
-            </w:r>
-            <w:r>
-              <w:rPr>
-                <w:rFonts w:ascii="Calibri" w:hAnsi="Calibri" w:cs="Calibri"/>
-                <w:sz w:val="20"/>
-                <w:szCs w:val="20"/>
-              </w:rPr>
               <w:t>Leveraged Pandas, NumPy, and Matplotlib for processing data &amp; LSTM for modelling using ReLU activation functions, optimising the mean squared error loss function using the Adam optimiser</w:t>
             </w:r>
           </w:p>
           <w:p>
             <w:pPr>
               <w:pStyle w:val="NoSpacing"/>
+              <w:numPr>
+                <w:ilvl w:val="0"/>
+                <w:numId w:val="25"/>
+              </w:numPr>
               <w:tabs>
                 <w:tab w:val="left" w:pos="6584"/>
               </w:tabs>
@@ -2575,7 +2660,7 @@
                 <w:sz w:val="20"/>
                 <w:szCs w:val="20"/>
               </w:rPr>
-              <w:t>&gt; Handled 9,550+ data points, achieving 97.5% accuracy, indicating a similarity of predicted values to actual stock prices within 100 Epochs of batch size 32.</w:t>
+              <w:t>Handled 9,550+ data points, achieving 97.5% accuracy, indicating a similarity of predicted values to actual stock prices within 100 Epochs of batch size 32.</w:t>
             </w:r>
           </w:p>
         </w:tc>
@@ -2619,6 +2704,10 @@
           <w:p>
             <w:pPr>
               <w:pStyle w:val="NoSpacing"/>
+              <w:numPr>
+                <w:ilvl w:val="0"/>
+                <w:numId w:val="26"/>
+              </w:numPr>
               <w:tabs>
                 <w:tab w:val="left" w:pos="6584"/>
               </w:tabs>
@@ -2634,14 +2723,6 @@
                 <w:sz w:val="20"/>
                 <w:szCs w:val="20"/>
               </w:rPr>
-              <w:t xml:space="preserve">&gt; </w:t>
-            </w:r>
-            <w:r>
-              <w:rPr>
-                <w:rFonts w:ascii="Calibri" w:hAnsi="Calibri" w:cs="Calibri"/>
-                <w:sz w:val="20"/>
-                <w:szCs w:val="20"/>
-              </w:rPr>
               <w:t xml:space="preserve">Built </w:t>
             </w:r>
             <w:r>
@@ -2672,6 +2753,10 @@
           <w:p>
             <w:pPr>
               <w:pStyle w:val="NoSpacing"/>
+              <w:numPr>
+                <w:ilvl w:val="0"/>
+                <w:numId w:val="26"/>
+              </w:numPr>
               <w:tabs>
                 <w:tab w:val="left" w:pos="6584"/>
               </w:tabs>
@@ -2687,12 +2772,16 @@
                 <w:sz w:val="20"/>
                 <w:szCs w:val="20"/>
               </w:rPr>
-              <w:t>&gt; Improved accuracy through feature engineering, log transformation, and standard scaling of variables.</w:t>
-            </w:r>
-          </w:p>
-          <w:p>
-            <w:pPr>
-              <w:pStyle w:val="NoSpacing"/>
+              <w:t>Improved accuracy through feature engineering, log transformation, and standard scaling of variables.</w:t>
+            </w:r>
+          </w:p>
+          <w:p>
+            <w:pPr>
+              <w:pStyle w:val="NoSpacing"/>
+              <w:numPr>
+                <w:ilvl w:val="0"/>
+                <w:numId w:val="26"/>
+              </w:numPr>
               <w:tabs>
                 <w:tab w:val="left" w:pos="6584"/>
               </w:tabs>
@@ -2708,7 +2797,7 @@
                 <w:sz w:val="20"/>
                 <w:szCs w:val="20"/>
               </w:rPr>
-              <w:t>&gt; Conducted exploratory analysis using correlation heatmaps to identify the pricing driv</w:t>
+              <w:t>Conducted exploratory analysis using correlation heatmaps to identify the pricing driv</w:t>
             </w:r>
             <w:r>
               <w:rPr>
@@ -2777,6 +2866,10 @@
           <w:p>
             <w:pPr>
               <w:pStyle w:val="NoSpacing"/>
+              <w:numPr>
+                <w:ilvl w:val="0"/>
+                <w:numId w:val="31"/>
+              </w:numPr>
               <w:tabs>
                 <w:tab w:val="left" w:pos="6584"/>
               </w:tabs>
@@ -2792,12 +2885,16 @@
                 <w:sz w:val="20"/>
                 <w:szCs w:val="20"/>
               </w:rPr>
-              <w:t>&gt; Implemented an Othello game AI using the minimax algorithm with alpha-beta pruning and MCTS.</w:t>
-            </w:r>
-          </w:p>
-          <w:p>
-            <w:pPr>
-              <w:pStyle w:val="NoSpacing"/>
+              <w:t>Implemented an Othello game AI using the minimax algorithm with alpha-beta pruning and MCTS.</w:t>
+            </w:r>
+          </w:p>
+          <w:p>
+            <w:pPr>
+              <w:pStyle w:val="NoSpacing"/>
+              <w:numPr>
+                <w:ilvl w:val="0"/>
+                <w:numId w:val="31"/>
+              </w:numPr>
               <w:tabs>
                 <w:tab w:val="left" w:pos="6584"/>
               </w:tabs>
@@ -2813,12 +2910,16 @@
                 <w:sz w:val="20"/>
                 <w:szCs w:val="20"/>
               </w:rPr>
-              <w:t>&gt; Integrated features such as heuristic evaluations, game state analysis, and depth-limited search.</w:t>
-            </w:r>
-          </w:p>
-          <w:p>
-            <w:pPr>
-              <w:pStyle w:val="NoSpacing"/>
+              <w:t>Integrated features such as heuristic evaluations, game state analysis, and depth-limited search.</w:t>
+            </w:r>
+          </w:p>
+          <w:p>
+            <w:pPr>
+              <w:pStyle w:val="NoSpacing"/>
+              <w:numPr>
+                <w:ilvl w:val="0"/>
+                <w:numId w:val="31"/>
+              </w:numPr>
               <w:tabs>
                 <w:tab w:val="left" w:pos="6584"/>
               </w:tabs>
@@ -2836,7 +2937,15 @@
                 <w:sz w:val="20"/>
                 <w:szCs w:val="20"/>
               </w:rPr>
-              <w:t>&gt; Optimised algorithms for balancing exploration and exploitation in game states using the UCB1 policy</w:t>
+              <w:t>Optimised algorithms for balancing exploration and exploitation in game states using the UCB1 policy</w:t>
+            </w:r>
+            <w:r>
+              <w:rPr>
+                <w:rFonts w:ascii="Calibri" w:hAnsi="Calibri" w:cs="Calibri"/>
+                <w:sz w:val="20"/>
+                <w:szCs w:val="20"/>
+              </w:rPr>
+              <w:t>.</w:t>
             </w:r>
           </w:p>
         </w:tc>
@@ -3003,22 +3112,17 @@
           <w:p>
             <w:pPr>
               <w:pStyle w:val="NoSpacing"/>
-              <w:rPr>
-                <w:rFonts w:ascii="Calibri" w:hAnsi="Calibri" w:cs="Calibri"/>
-                <w:color w:val="000000" w:themeColor="text1"/>
-                <w:sz w:val="20"/>
-                <w:szCs w:val="20"/>
-              </w:rPr>
-            </w:pPr>
-            <w:r>
-              <w:rPr>
-                <w:rFonts w:ascii="Calibri" w:hAnsi="Calibri" w:cs="Calibri"/>
-                <w:color w:val="000000" w:themeColor="text1"/>
-                <w:sz w:val="20"/>
-                <w:szCs w:val="20"/>
-              </w:rPr>
-              <w:t xml:space="preserve">&gt; </w:t>
-            </w:r>
+              <w:numPr>
+                <w:ilvl w:val="0"/>
+                <w:numId w:val="30"/>
+              </w:numPr>
+              <w:rPr>
+                <w:rFonts w:ascii="Calibri" w:hAnsi="Calibri" w:cs="Calibri"/>
+                <w:color w:val="000000" w:themeColor="text1"/>
+                <w:sz w:val="20"/>
+                <w:szCs w:val="20"/>
+              </w:rPr>
+            </w:pPr>
             <w:r>
               <w:rPr>
                 <w:rFonts w:ascii="Calibri" w:hAnsi="Calibri" w:cs="Calibri"/>
@@ -3077,22 +3181,17 @@
           <w:p>
             <w:pPr>
               <w:pStyle w:val="NoSpacing"/>
-              <w:rPr>
-                <w:rFonts w:ascii="Calibri" w:hAnsi="Calibri" w:cs="Calibri"/>
-                <w:color w:val="000000" w:themeColor="text1"/>
-                <w:sz w:val="20"/>
-                <w:szCs w:val="20"/>
-              </w:rPr>
-            </w:pPr>
-            <w:r>
-              <w:rPr>
-                <w:rFonts w:ascii="Calibri" w:hAnsi="Calibri" w:cs="Calibri"/>
-                <w:color w:val="000000" w:themeColor="text1"/>
-                <w:sz w:val="20"/>
-                <w:szCs w:val="20"/>
-              </w:rPr>
-              <w:t xml:space="preserve">&gt; </w:t>
-            </w:r>
+              <w:numPr>
+                <w:ilvl w:val="0"/>
+                <w:numId w:val="30"/>
+              </w:numPr>
+              <w:rPr>
+                <w:rFonts w:ascii="Calibri" w:hAnsi="Calibri" w:cs="Calibri"/>
+                <w:color w:val="000000" w:themeColor="text1"/>
+                <w:sz w:val="20"/>
+                <w:szCs w:val="20"/>
+              </w:rPr>
+            </w:pPr>
             <w:r>
               <w:rPr>
                 <w:rFonts w:ascii="Calibri" w:hAnsi="Calibri" w:cs="Calibri"/>
@@ -3142,21 +3241,25 @@
           <w:p>
             <w:pPr>
               <w:pStyle w:val="NoSpacing"/>
-              <w:rPr>
-                <w:rFonts w:ascii="Calibri" w:hAnsi="Calibri" w:cs="Calibri"/>
-                <w:color w:val="000000" w:themeColor="text1"/>
-                <w:sz w:val="20"/>
-                <w:szCs w:val="20"/>
-              </w:rPr>
-            </w:pPr>
-            <w:r>
-              <w:rPr>
-                <w:rFonts w:ascii="Calibri" w:hAnsi="Calibri" w:cs="Calibri"/>
-                <w:color w:val="000000" w:themeColor="text1"/>
-                <w:sz w:val="20"/>
-                <w:szCs w:val="20"/>
-              </w:rPr>
-              <w:t xml:space="preserve">&gt; Worked on Inter IIT 12.0 Quant </w:t>
+              <w:numPr>
+                <w:ilvl w:val="0"/>
+                <w:numId w:val="30"/>
+              </w:numPr>
+              <w:rPr>
+                <w:rFonts w:ascii="Calibri" w:hAnsi="Calibri" w:cs="Calibri"/>
+                <w:color w:val="000000" w:themeColor="text1"/>
+                <w:sz w:val="20"/>
+                <w:szCs w:val="20"/>
+              </w:rPr>
+            </w:pPr>
+            <w:r>
+              <w:rPr>
+                <w:rFonts w:ascii="Calibri" w:hAnsi="Calibri" w:cs="Calibri"/>
+                <w:color w:val="000000" w:themeColor="text1"/>
+                <w:sz w:val="20"/>
+                <w:szCs w:val="20"/>
+              </w:rPr>
+              <w:t xml:space="preserve">Worked on Inter IIT 12.0 Quant </w:t>
             </w:r>
             <w:r>
               <w:rPr>
@@ -3418,41 +3521,73 @@
           <w:p>
             <w:pPr>
               <w:pStyle w:val="NoSpacing"/>
-              <w:rPr>
-                <w:rFonts w:ascii="Calibri" w:hAnsi="Calibri" w:cs="Calibri"/>
-                <w:color w:val="000000" w:themeColor="text1"/>
-                <w:sz w:val="20"/>
-                <w:szCs w:val="20"/>
-              </w:rPr>
-            </w:pPr>
-            <w:r>
-              <w:rPr>
-                <w:rFonts w:ascii="Calibri" w:hAnsi="Calibri" w:cs="Calibri"/>
-                <w:color w:val="000000" w:themeColor="text1"/>
-                <w:sz w:val="20"/>
-                <w:szCs w:val="20"/>
-              </w:rPr>
-              <w:t xml:space="preserve">&gt; Built admin portals to update live data for events and workshops to incorporate last-minute changes. </w:t>
-            </w:r>
-            <w:r>
-              <w:rPr>
-                <w:rFonts w:ascii="Calibri" w:hAnsi="Calibri" w:cs="Calibri"/>
-                <w:color w:val="000000" w:themeColor="text1"/>
-                <w:sz w:val="20"/>
-                <w:szCs w:val="20"/>
-              </w:rPr>
-              <w:br/>
-              <w:t xml:space="preserve">&gt; Designed a scalable data tracking system for a role-based website for efficient data management. </w:t>
-            </w:r>
-            <w:r>
-              <w:rPr>
-                <w:rFonts w:ascii="Calibri" w:hAnsi="Calibri" w:cs="Calibri"/>
-                <w:color w:val="000000" w:themeColor="text1"/>
-                <w:sz w:val="20"/>
-                <w:szCs w:val="20"/>
-              </w:rPr>
-              <w:br/>
-              <w:t>&gt; Led a team of 12 Developers, ensuring portal compatibility and actively participating in code reviews.</w:t>
+              <w:numPr>
+                <w:ilvl w:val="0"/>
+                <w:numId w:val="28"/>
+              </w:numPr>
+              <w:rPr>
+                <w:rFonts w:ascii="Calibri" w:hAnsi="Calibri" w:cs="Calibri"/>
+                <w:color w:val="000000" w:themeColor="text1"/>
+                <w:sz w:val="20"/>
+                <w:szCs w:val="20"/>
+              </w:rPr>
+            </w:pPr>
+            <w:r>
+              <w:rPr>
+                <w:rFonts w:ascii="Calibri" w:hAnsi="Calibri" w:cs="Calibri"/>
+                <w:color w:val="000000" w:themeColor="text1"/>
+                <w:sz w:val="20"/>
+                <w:szCs w:val="20"/>
+              </w:rPr>
+              <w:t xml:space="preserve">Built admin portals to update live data for events and workshops to incorporate last-minute changes. </w:t>
+            </w:r>
+          </w:p>
+          <w:p>
+            <w:pPr>
+              <w:pStyle w:val="NoSpacing"/>
+              <w:numPr>
+                <w:ilvl w:val="0"/>
+                <w:numId w:val="28"/>
+              </w:numPr>
+              <w:rPr>
+                <w:rFonts w:ascii="Calibri" w:hAnsi="Calibri" w:cs="Calibri"/>
+                <w:color w:val="000000" w:themeColor="text1"/>
+                <w:sz w:val="20"/>
+                <w:szCs w:val="20"/>
+              </w:rPr>
+            </w:pPr>
+            <w:r>
+              <w:rPr>
+                <w:rFonts w:ascii="Calibri" w:hAnsi="Calibri" w:cs="Calibri"/>
+                <w:color w:val="000000" w:themeColor="text1"/>
+                <w:sz w:val="20"/>
+                <w:szCs w:val="20"/>
+              </w:rPr>
+              <w:t xml:space="preserve">Designed a scalable data tracking system for a role-based website for efficient data management. </w:t>
+            </w:r>
+          </w:p>
+          <w:p>
+            <w:pPr>
+              <w:pStyle w:val="NoSpacing"/>
+              <w:numPr>
+                <w:ilvl w:val="0"/>
+                <w:numId w:val="28"/>
+              </w:numPr>
+              <w:rPr>
+                <w:rFonts w:ascii="Calibri" w:hAnsi="Calibri" w:cs="Calibri"/>
+                <w:color w:val="000000" w:themeColor="text1"/>
+                <w:sz w:val="20"/>
+                <w:szCs w:val="20"/>
+              </w:rPr>
+            </w:pPr>
+            <w:r>
+              <w:rPr>
+                <w:rFonts w:ascii="Calibri" w:hAnsi="Calibri" w:cs="Calibri"/>
+                <w:color w:val="000000" w:themeColor="text1"/>
+                <w:sz w:val="20"/>
+                <w:szCs w:val="20"/>
+              </w:rPr>
+              <w:t>Led a team of 12 Developers, ensuring portal compatibility and actively participating in code reviews.</w:t>
             </w:r>
           </w:p>
         </w:tc>
@@ -3516,22 +3651,17 @@
           <w:p>
             <w:pPr>
               <w:pStyle w:val="NoSpacing"/>
-              <w:rPr>
-                <w:rFonts w:ascii="Calibri" w:hAnsi="Calibri" w:cs="Calibri"/>
-                <w:color w:val="000000" w:themeColor="text1"/>
-                <w:sz w:val="20"/>
-                <w:szCs w:val="20"/>
-              </w:rPr>
-            </w:pPr>
-            <w:r>
-              <w:rPr>
-                <w:rFonts w:ascii="Calibri" w:hAnsi="Calibri" w:cs="Calibri"/>
-                <w:color w:val="000000" w:themeColor="text1"/>
-                <w:sz w:val="20"/>
-                <w:szCs w:val="20"/>
-              </w:rPr>
-              <w:t xml:space="preserve">&gt; </w:t>
-            </w:r>
+              <w:numPr>
+                <w:ilvl w:val="0"/>
+                <w:numId w:val="28"/>
+              </w:numPr>
+              <w:rPr>
+                <w:rFonts w:ascii="Calibri" w:hAnsi="Calibri" w:cs="Calibri"/>
+                <w:color w:val="000000" w:themeColor="text1"/>
+                <w:sz w:val="20"/>
+                <w:szCs w:val="20"/>
+              </w:rPr>
+            </w:pPr>
             <w:r>
               <w:rPr>
                 <w:rFonts w:ascii="Calibri" w:hAnsi="Calibri" w:cs="Calibri"/>
@@ -3563,22 +3693,17 @@
           <w:p>
             <w:pPr>
               <w:pStyle w:val="NoSpacing"/>
-              <w:rPr>
-                <w:rFonts w:ascii="Calibri" w:hAnsi="Calibri" w:cs="Calibri"/>
-                <w:color w:val="000000" w:themeColor="text1"/>
-                <w:sz w:val="20"/>
-                <w:szCs w:val="20"/>
-              </w:rPr>
-            </w:pPr>
-            <w:r>
-              <w:rPr>
-                <w:rFonts w:ascii="Calibri" w:hAnsi="Calibri" w:cs="Calibri"/>
-                <w:color w:val="000000" w:themeColor="text1"/>
-                <w:sz w:val="20"/>
-                <w:szCs w:val="20"/>
-              </w:rPr>
-              <w:t xml:space="preserve">&gt; </w:t>
-            </w:r>
+              <w:numPr>
+                <w:ilvl w:val="0"/>
+                <w:numId w:val="28"/>
+              </w:numPr>
+              <w:rPr>
+                <w:rFonts w:ascii="Calibri" w:hAnsi="Calibri" w:cs="Calibri"/>
+                <w:color w:val="000000" w:themeColor="text1"/>
+                <w:sz w:val="20"/>
+                <w:szCs w:val="20"/>
+              </w:rPr>
+            </w:pPr>
             <w:r>
               <w:rPr>
                 <w:rFonts w:ascii="Calibri" w:hAnsi="Calibri" w:cs="Calibri"/>
@@ -3638,22 +3763,17 @@
           <w:p>
             <w:pPr>
               <w:pStyle w:val="NoSpacing"/>
-              <w:rPr>
-                <w:rFonts w:ascii="Calibri" w:hAnsi="Calibri" w:cs="Calibri"/>
-                <w:color w:val="000000" w:themeColor="text1"/>
-                <w:sz w:val="20"/>
-                <w:szCs w:val="20"/>
-              </w:rPr>
-            </w:pPr>
-            <w:r>
-              <w:rPr>
-                <w:rFonts w:ascii="Calibri" w:hAnsi="Calibri" w:cs="Calibri"/>
-                <w:color w:val="000000" w:themeColor="text1"/>
-                <w:sz w:val="20"/>
-                <w:szCs w:val="20"/>
-              </w:rPr>
-              <w:t xml:space="preserve">&gt; </w:t>
-            </w:r>
+              <w:numPr>
+                <w:ilvl w:val="0"/>
+                <w:numId w:val="29"/>
+              </w:numPr>
+              <w:rPr>
+                <w:rFonts w:ascii="Calibri" w:hAnsi="Calibri" w:cs="Calibri"/>
+                <w:color w:val="000000" w:themeColor="text1"/>
+                <w:sz w:val="20"/>
+                <w:szCs w:val="20"/>
+              </w:rPr>
+            </w:pPr>
             <w:r>
               <w:rPr>
                 <w:rFonts w:ascii="Calibri" w:hAnsi="Calibri" w:cs="Calibri"/>
@@ -3784,21 +3904,25 @@
           <w:p>
             <w:pPr>
               <w:pStyle w:val="NoSpacing"/>
-              <w:rPr>
-                <w:rFonts w:ascii="Calibri" w:hAnsi="Calibri" w:cs="Calibri"/>
-                <w:color w:val="000000" w:themeColor="text1"/>
-                <w:sz w:val="20"/>
-                <w:szCs w:val="20"/>
-              </w:rPr>
-            </w:pPr>
-            <w:r>
-              <w:rPr>
-                <w:rFonts w:ascii="Calibri" w:hAnsi="Calibri" w:cs="Calibri"/>
-                <w:color w:val="000000" w:themeColor="text1"/>
-                <w:sz w:val="20"/>
-                <w:szCs w:val="20"/>
-              </w:rPr>
-              <w:t xml:space="preserve">&gt; Assisted 16 students </w:t>
+              <w:numPr>
+                <w:ilvl w:val="0"/>
+                <w:numId w:val="29"/>
+              </w:numPr>
+              <w:rPr>
+                <w:rFonts w:ascii="Calibri" w:hAnsi="Calibri" w:cs="Calibri"/>
+                <w:color w:val="000000" w:themeColor="text1"/>
+                <w:sz w:val="20"/>
+                <w:szCs w:val="20"/>
+              </w:rPr>
+            </w:pPr>
+            <w:r>
+              <w:rPr>
+                <w:rFonts w:ascii="Calibri" w:hAnsi="Calibri" w:cs="Calibri"/>
+                <w:color w:val="000000" w:themeColor="text1"/>
+                <w:sz w:val="20"/>
+                <w:szCs w:val="20"/>
+              </w:rPr>
+              <w:t xml:space="preserve">Assisted 16 students </w:t>
             </w:r>
             <w:r>
               <w:rPr>
@@ -3955,31 +4079,49 @@
           <w:p>
             <w:pPr>
               <w:pStyle w:val="NoSpacing"/>
-              <w:rPr>
-                <w:rFonts w:ascii="Calibri" w:hAnsi="Calibri" w:cs="Calibri"/>
-                <w:color w:val="000000" w:themeColor="text1"/>
-                <w:sz w:val="20"/>
-                <w:szCs w:val="20"/>
-              </w:rPr>
-            </w:pPr>
-            <w:r>
-              <w:rPr>
-                <w:rFonts w:ascii="Calibri" w:hAnsi="Calibri" w:cs="Calibri"/>
-                <w:color w:val="000000" w:themeColor="text1"/>
-                <w:sz w:val="20"/>
-                <w:szCs w:val="20"/>
-              </w:rPr>
-              <w:t>&gt; Mentored 4 freshmen under the Saathi mentorship program in academic and co-curricular pursuits.</w:t>
-            </w:r>
-            <w:r>
-              <w:rPr>
-                <w:rFonts w:ascii="Calibri" w:hAnsi="Calibri" w:cs="Calibri"/>
-                <w:color w:val="000000" w:themeColor="text1"/>
-                <w:sz w:val="20"/>
-                <w:szCs w:val="20"/>
-              </w:rPr>
-              <w:br/>
-              <w:t xml:space="preserve">&gt; Volunteered at </w:t>
+              <w:numPr>
+                <w:ilvl w:val="0"/>
+                <w:numId w:val="27"/>
+              </w:numPr>
+              <w:rPr>
+                <w:rFonts w:ascii="Calibri" w:hAnsi="Calibri" w:cs="Calibri"/>
+                <w:color w:val="000000" w:themeColor="text1"/>
+                <w:sz w:val="20"/>
+                <w:szCs w:val="20"/>
+              </w:rPr>
+            </w:pPr>
+            <w:r>
+              <w:rPr>
+                <w:rFonts w:ascii="Calibri" w:hAnsi="Calibri" w:cs="Calibri"/>
+                <w:color w:val="000000" w:themeColor="text1"/>
+                <w:sz w:val="20"/>
+                <w:szCs w:val="20"/>
+              </w:rPr>
+              <w:t>Mentored 4 freshmen under the Saathi mentorship program in academic and co-curricular pursuits.</w:t>
+            </w:r>
+          </w:p>
+          <w:p>
+            <w:pPr>
+              <w:pStyle w:val="NoSpacing"/>
+              <w:numPr>
+                <w:ilvl w:val="0"/>
+                <w:numId w:val="27"/>
+              </w:numPr>
+              <w:rPr>
+                <w:rFonts w:ascii="Calibri" w:hAnsi="Calibri" w:cs="Calibri"/>
+                <w:color w:val="000000" w:themeColor="text1"/>
+                <w:sz w:val="20"/>
+                <w:szCs w:val="20"/>
+              </w:rPr>
+            </w:pPr>
+            <w:r>
+              <w:rPr>
+                <w:rFonts w:ascii="Calibri" w:hAnsi="Calibri" w:cs="Calibri"/>
+                <w:color w:val="000000" w:themeColor="text1"/>
+                <w:sz w:val="20"/>
+                <w:szCs w:val="20"/>
+              </w:rPr>
+              <w:t xml:space="preserve">Volunteered at </w:t>
             </w:r>
             <w:proofErr w:type="spellStart"/>
             <w:r>
@@ -4386,6 +4528,119 @@
     </w:lvl>
   </w:abstractNum>
   <w:abstractNum w:abstractNumId="3" w15:restartNumberingAfterBreak="0">
+    <w:nsid w:val="0C316F48"/>
+    <w:multiLevelType w:val="hybridMultilevel"/>
+    <w:tmpl w:val="6FC8DFA4"/>
+    <w:lvl w:ilvl="0" w:tplc="9FC0F760">
+      <w:start w:val="1"/>
+      <w:numFmt w:val="bullet"/>
+      <w:lvlText w:val=""/>
+      <w:lvlJc w:val="left"/>
+      <w:pPr>
+        <w:ind w:left="142" w:hanging="142"/>
+      </w:pPr>
+      <w:rPr>
+        <w:rFonts w:ascii="Symbol" w:hAnsi="Symbol" w:hint="default"/>
+      </w:rPr>
+    </w:lvl>
+    <w:lvl w:ilvl="1" w:tplc="40090003" w:tentative="1">
+      <w:start w:val="1"/>
+      <w:numFmt w:val="bullet"/>
+      <w:lvlText w:val="o"/>
+      <w:lvlJc w:val="left"/>
+      <w:pPr>
+        <w:ind w:left="1440" w:hanging="360"/>
+      </w:pPr>
+      <w:rPr>
+        <w:rFonts w:ascii="Courier New" w:hAnsi="Courier New" w:cs="Courier New" w:hint="default"/>
+      </w:rPr>
+    </w:lvl>
+    <w:lvl w:ilvl="2" w:tplc="40090005" w:tentative="1">
+      <w:start w:val="1"/>
+      <w:numFmt w:val="bullet"/>
+      <w:lvlText w:val=""/>
+      <w:lvlJc w:val="left"/>
+      <w:pPr>
+        <w:ind w:left="2160" w:hanging="360"/>
+      </w:pPr>
+      <w:rPr>
+        <w:rFonts w:ascii="Wingdings" w:hAnsi="Wingdings" w:hint="default"/>
+      </w:rPr>
+    </w:lvl>
+    <w:lvl w:ilvl="3" w:tplc="40090001" w:tentative="1">
+      <w:start w:val="1"/>
+      <w:numFmt w:val="bullet"/>
+      <w:lvlText w:val=""/>
+      <w:lvlJc w:val="left"/>
+      <w:pPr>
+        <w:ind w:left="2880" w:hanging="360"/>
+      </w:pPr>
+      <w:rPr>
+        <w:rFonts w:ascii="Symbol" w:hAnsi="Symbol" w:hint="default"/>
+      </w:rPr>
+    </w:lvl>
+    <w:lvl w:ilvl="4" w:tplc="40090003" w:tentative="1">
+      <w:start w:val="1"/>
+      <w:numFmt w:val="bullet"/>
+      <w:lvlText w:val="o"/>
+      <w:lvlJc w:val="left"/>
+      <w:pPr>
+        <w:ind w:left="3600" w:hanging="360"/>
+      </w:pPr>
+      <w:rPr>
+        <w:rFonts w:ascii="Courier New" w:hAnsi="Courier New" w:cs="Courier New" w:hint="default"/>
+      </w:rPr>
+    </w:lvl>
+    <w:lvl w:ilvl="5" w:tplc="40090005" w:tentative="1">
+      <w:start w:val="1"/>
+      <w:numFmt w:val="bullet"/>
+      <w:lvlText w:val=""/>
+      <w:lvlJc w:val="left"/>
+      <w:pPr>
+        <w:ind w:left="4320" w:hanging="360"/>
+      </w:pPr>
+      <w:rPr>
+        <w:rFonts w:ascii="Wingdings" w:hAnsi="Wingdings" w:hint="default"/>
+      </w:rPr>
+    </w:lvl>
+    <w:lvl w:ilvl="6" w:tplc="40090001" w:tentative="1">
+      <w:start w:val="1"/>
+      <w:numFmt w:val="bullet"/>
+      <w:lvlText w:val=""/>
+      <w:lvlJc w:val="left"/>
+      <w:pPr>
+        <w:ind w:left="5040" w:hanging="360"/>
+      </w:pPr>
+      <w:rPr>
+        <w:rFonts w:ascii="Symbol" w:hAnsi="Symbol" w:hint="default"/>
+      </w:rPr>
+    </w:lvl>
+    <w:lvl w:ilvl="7" w:tplc="40090003" w:tentative="1">
+      <w:start w:val="1"/>
+      <w:numFmt w:val="bullet"/>
+      <w:lvlText w:val="o"/>
+      <w:lvlJc w:val="left"/>
+      <w:pPr>
+        <w:ind w:left="5760" w:hanging="360"/>
+      </w:pPr>
+      <w:rPr>
+        <w:rFonts w:ascii="Courier New" w:hAnsi="Courier New" w:cs="Courier New" w:hint="default"/>
+      </w:rPr>
+    </w:lvl>
+    <w:lvl w:ilvl="8" w:tplc="40090005" w:tentative="1">
+      <w:start w:val="1"/>
+      <w:numFmt w:val="bullet"/>
+      <w:lvlText w:val=""/>
+      <w:lvlJc w:val="left"/>
+      <w:pPr>
+        <w:ind w:left="6480" w:hanging="360"/>
+      </w:pPr>
+      <w:rPr>
+        <w:rFonts w:ascii="Wingdings" w:hAnsi="Wingdings" w:hint="default"/>
+      </w:rPr>
+    </w:lvl>
+  </w:abstractNum>
+  <w:abstractNum w:abstractNumId="4" w15:restartNumberingAfterBreak="0">
     <w:nsid w:val="0DC742BE"/>
     <w:multiLevelType w:val="hybridMultilevel"/>
     <w:tmpl w:val="7052748C"/>
@@ -4497,17 +4752,17 @@
       </w:rPr>
     </w:lvl>
   </w:abstractNum>
-  <w:abstractNum w:abstractNumId="4" w15:restartNumberingAfterBreak="0">
+  <w:abstractNum w:abstractNumId="5" w15:restartNumberingAfterBreak="0">
     <w:nsid w:val="0E4B7356"/>
     <w:multiLevelType w:val="hybridMultilevel"/>
-    <w:tmpl w:val="DD22F530"/>
-    <w:lvl w:ilvl="0" w:tplc="40090001">
+    <w:tmpl w:val="C8E69818"/>
+    <w:lvl w:ilvl="0" w:tplc="66CABECC">
       <w:start w:val="1"/>
       <w:numFmt w:val="bullet"/>
       <w:lvlText w:val=""/>
       <w:lvlJc w:val="left"/>
       <w:pPr>
-        <w:ind w:left="360" w:hanging="360"/>
+        <w:ind w:left="142" w:hanging="142"/>
       </w:pPr>
       <w:rPr>
         <w:rFonts w:ascii="Symbol" w:hAnsi="Symbol" w:hint="default"/>
@@ -4610,7 +4865,7 @@
       </w:rPr>
     </w:lvl>
   </w:abstractNum>
-  <w:abstractNum w:abstractNumId="5" w15:restartNumberingAfterBreak="0">
+  <w:abstractNum w:abstractNumId="6" w15:restartNumberingAfterBreak="0">
     <w:nsid w:val="116758CE"/>
     <w:multiLevelType w:val="hybridMultilevel"/>
     <w:tmpl w:val="008C3B36"/>
@@ -4722,7 +4977,120 @@
       </w:rPr>
     </w:lvl>
   </w:abstractNum>
-  <w:abstractNum w:abstractNumId="6" w15:restartNumberingAfterBreak="0">
+  <w:abstractNum w:abstractNumId="7" w15:restartNumberingAfterBreak="0">
+    <w:nsid w:val="11C85068"/>
+    <w:multiLevelType w:val="hybridMultilevel"/>
+    <w:tmpl w:val="DD8CC842"/>
+    <w:lvl w:ilvl="0" w:tplc="AE0462C2">
+      <w:start w:val="1"/>
+      <w:numFmt w:val="bullet"/>
+      <w:lvlText w:val=""/>
+      <w:lvlJc w:val="left"/>
+      <w:pPr>
+        <w:ind w:left="142" w:hanging="142"/>
+      </w:pPr>
+      <w:rPr>
+        <w:rFonts w:ascii="Symbol" w:hAnsi="Symbol" w:hint="default"/>
+      </w:rPr>
+    </w:lvl>
+    <w:lvl w:ilvl="1" w:tplc="40090003" w:tentative="1">
+      <w:start w:val="1"/>
+      <w:numFmt w:val="bullet"/>
+      <w:lvlText w:val="o"/>
+      <w:lvlJc w:val="left"/>
+      <w:pPr>
+        <w:ind w:left="1440" w:hanging="360"/>
+      </w:pPr>
+      <w:rPr>
+        <w:rFonts w:ascii="Courier New" w:hAnsi="Courier New" w:cs="Courier New" w:hint="default"/>
+      </w:rPr>
+    </w:lvl>
+    <w:lvl w:ilvl="2" w:tplc="40090005" w:tentative="1">
+      <w:start w:val="1"/>
+      <w:numFmt w:val="bullet"/>
+      <w:lvlText w:val=""/>
+      <w:lvlJc w:val="left"/>
+      <w:pPr>
+        <w:ind w:left="2160" w:hanging="360"/>
+      </w:pPr>
+      <w:rPr>
+        <w:rFonts w:ascii="Wingdings" w:hAnsi="Wingdings" w:hint="default"/>
+      </w:rPr>
+    </w:lvl>
+    <w:lvl w:ilvl="3" w:tplc="40090001" w:tentative="1">
+      <w:start w:val="1"/>
+      <w:numFmt w:val="bullet"/>
+      <w:lvlText w:val=""/>
+      <w:lvlJc w:val="left"/>
+      <w:pPr>
+        <w:ind w:left="2880" w:hanging="360"/>
+      </w:pPr>
+      <w:rPr>
+        <w:rFonts w:ascii="Symbol" w:hAnsi="Symbol" w:hint="default"/>
+      </w:rPr>
+    </w:lvl>
+    <w:lvl w:ilvl="4" w:tplc="40090003" w:tentative="1">
+      <w:start w:val="1"/>
+      <w:numFmt w:val="bullet"/>
+      <w:lvlText w:val="o"/>
+      <w:lvlJc w:val="left"/>
+      <w:pPr>
+        <w:ind w:left="3600" w:hanging="360"/>
+      </w:pPr>
+      <w:rPr>
+        <w:rFonts w:ascii="Courier New" w:hAnsi="Courier New" w:cs="Courier New" w:hint="default"/>
+      </w:rPr>
+    </w:lvl>
+    <w:lvl w:ilvl="5" w:tplc="40090005" w:tentative="1">
+      <w:start w:val="1"/>
+      <w:numFmt w:val="bullet"/>
+      <w:lvlText w:val=""/>
+      <w:lvlJc w:val="left"/>
+      <w:pPr>
+        <w:ind w:left="4320" w:hanging="360"/>
+      </w:pPr>
+      <w:rPr>
+        <w:rFonts w:ascii="Wingdings" w:hAnsi="Wingdings" w:hint="default"/>
+      </w:rPr>
+    </w:lvl>
+    <w:lvl w:ilvl="6" w:tplc="40090001" w:tentative="1">
+      <w:start w:val="1"/>
+      <w:numFmt w:val="bullet"/>
+      <w:lvlText w:val=""/>
+      <w:lvlJc w:val="left"/>
+      <w:pPr>
+        <w:ind w:left="5040" w:hanging="360"/>
+      </w:pPr>
+      <w:rPr>
+        <w:rFonts w:ascii="Symbol" w:hAnsi="Symbol" w:hint="default"/>
+      </w:rPr>
+    </w:lvl>
+    <w:lvl w:ilvl="7" w:tplc="40090003" w:tentative="1">
+      <w:start w:val="1"/>
+      <w:numFmt w:val="bullet"/>
+      <w:lvlText w:val="o"/>
+      <w:lvlJc w:val="left"/>
+      <w:pPr>
+        <w:ind w:left="5760" w:hanging="360"/>
+      </w:pPr>
+      <w:rPr>
+        <w:rFonts w:ascii="Courier New" w:hAnsi="Courier New" w:cs="Courier New" w:hint="default"/>
+      </w:rPr>
+    </w:lvl>
+    <w:lvl w:ilvl="8" w:tplc="40090005" w:tentative="1">
+      <w:start w:val="1"/>
+      <w:numFmt w:val="bullet"/>
+      <w:lvlText w:val=""/>
+      <w:lvlJc w:val="left"/>
+      <w:pPr>
+        <w:ind w:left="6480" w:hanging="360"/>
+      </w:pPr>
+      <w:rPr>
+        <w:rFonts w:ascii="Wingdings" w:hAnsi="Wingdings" w:hint="default"/>
+      </w:rPr>
+    </w:lvl>
+  </w:abstractNum>
+  <w:abstractNum w:abstractNumId="8" w15:restartNumberingAfterBreak="0">
     <w:nsid w:val="18176F64"/>
     <w:multiLevelType w:val="hybridMultilevel"/>
     <w:tmpl w:val="CED0A83A"/>
@@ -4835,7 +5203,233 @@
       </w:rPr>
     </w:lvl>
   </w:abstractNum>
-  <w:abstractNum w:abstractNumId="7" w15:restartNumberingAfterBreak="0">
+  <w:abstractNum w:abstractNumId="9" w15:restartNumberingAfterBreak="0">
+    <w:nsid w:val="191444A5"/>
+    <w:multiLevelType w:val="hybridMultilevel"/>
+    <w:tmpl w:val="3DCAC676"/>
+    <w:lvl w:ilvl="0" w:tplc="1DE66620">
+      <w:start w:val="1"/>
+      <w:numFmt w:val="bullet"/>
+      <w:lvlText w:val=""/>
+      <w:lvlJc w:val="left"/>
+      <w:pPr>
+        <w:ind w:left="142" w:hanging="142"/>
+      </w:pPr>
+      <w:rPr>
+        <w:rFonts w:ascii="Symbol" w:hAnsi="Symbol" w:hint="default"/>
+      </w:rPr>
+    </w:lvl>
+    <w:lvl w:ilvl="1" w:tplc="40090003" w:tentative="1">
+      <w:start w:val="1"/>
+      <w:numFmt w:val="bullet"/>
+      <w:lvlText w:val="o"/>
+      <w:lvlJc w:val="left"/>
+      <w:pPr>
+        <w:ind w:left="1440" w:hanging="360"/>
+      </w:pPr>
+      <w:rPr>
+        <w:rFonts w:ascii="Courier New" w:hAnsi="Courier New" w:cs="Courier New" w:hint="default"/>
+      </w:rPr>
+    </w:lvl>
+    <w:lvl w:ilvl="2" w:tplc="40090005" w:tentative="1">
+      <w:start w:val="1"/>
+      <w:numFmt w:val="bullet"/>
+      <w:lvlText w:val=""/>
+      <w:lvlJc w:val="left"/>
+      <w:pPr>
+        <w:ind w:left="2160" w:hanging="360"/>
+      </w:pPr>
+      <w:rPr>
+        <w:rFonts w:ascii="Wingdings" w:hAnsi="Wingdings" w:hint="default"/>
+      </w:rPr>
+    </w:lvl>
+    <w:lvl w:ilvl="3" w:tplc="40090001" w:tentative="1">
+      <w:start w:val="1"/>
+      <w:numFmt w:val="bullet"/>
+      <w:lvlText w:val=""/>
+      <w:lvlJc w:val="left"/>
+      <w:pPr>
+        <w:ind w:left="2880" w:hanging="360"/>
+      </w:pPr>
+      <w:rPr>
+        <w:rFonts w:ascii="Symbol" w:hAnsi="Symbol" w:hint="default"/>
+      </w:rPr>
+    </w:lvl>
+    <w:lvl w:ilvl="4" w:tplc="40090003" w:tentative="1">
+      <w:start w:val="1"/>
+      <w:numFmt w:val="bullet"/>
+      <w:lvlText w:val="o"/>
+      <w:lvlJc w:val="left"/>
+      <w:pPr>
+        <w:ind w:left="3600" w:hanging="360"/>
+      </w:pPr>
+      <w:rPr>
+        <w:rFonts w:ascii="Courier New" w:hAnsi="Courier New" w:cs="Courier New" w:hint="default"/>
+      </w:rPr>
+    </w:lvl>
+    <w:lvl w:ilvl="5" w:tplc="40090005" w:tentative="1">
+      <w:start w:val="1"/>
+      <w:numFmt w:val="bullet"/>
+      <w:lvlText w:val=""/>
+      <w:lvlJc w:val="left"/>
+      <w:pPr>
+        <w:ind w:left="4320" w:hanging="360"/>
+      </w:pPr>
+      <w:rPr>
+        <w:rFonts w:ascii="Wingdings" w:hAnsi="Wingdings" w:hint="default"/>
+      </w:rPr>
+    </w:lvl>
+    <w:lvl w:ilvl="6" w:tplc="40090001" w:tentative="1">
+      <w:start w:val="1"/>
+      <w:numFmt w:val="bullet"/>
+      <w:lvlText w:val=""/>
+      <w:lvlJc w:val="left"/>
+      <w:pPr>
+        <w:ind w:left="5040" w:hanging="360"/>
+      </w:pPr>
+      <w:rPr>
+        <w:rFonts w:ascii="Symbol" w:hAnsi="Symbol" w:hint="default"/>
+      </w:rPr>
+    </w:lvl>
+    <w:lvl w:ilvl="7" w:tplc="40090003" w:tentative="1">
+      <w:start w:val="1"/>
+      <w:numFmt w:val="bullet"/>
+      <w:lvlText w:val="o"/>
+      <w:lvlJc w:val="left"/>
+      <w:pPr>
+        <w:ind w:left="5760" w:hanging="360"/>
+      </w:pPr>
+      <w:rPr>
+        <w:rFonts w:ascii="Courier New" w:hAnsi="Courier New" w:cs="Courier New" w:hint="default"/>
+      </w:rPr>
+    </w:lvl>
+    <w:lvl w:ilvl="8" w:tplc="40090005" w:tentative="1">
+      <w:start w:val="1"/>
+      <w:numFmt w:val="bullet"/>
+      <w:lvlText w:val=""/>
+      <w:lvlJc w:val="left"/>
+      <w:pPr>
+        <w:ind w:left="6480" w:hanging="360"/>
+      </w:pPr>
+      <w:rPr>
+        <w:rFonts w:ascii="Wingdings" w:hAnsi="Wingdings" w:hint="default"/>
+      </w:rPr>
+    </w:lvl>
+  </w:abstractNum>
+  <w:abstractNum w:abstractNumId="10" w15:restartNumberingAfterBreak="0">
+    <w:nsid w:val="26427644"/>
+    <w:multiLevelType w:val="hybridMultilevel"/>
+    <w:tmpl w:val="D54C4652"/>
+    <w:lvl w:ilvl="0" w:tplc="1DE66620">
+      <w:start w:val="1"/>
+      <w:numFmt w:val="bullet"/>
+      <w:lvlText w:val=""/>
+      <w:lvlJc w:val="left"/>
+      <w:pPr>
+        <w:ind w:left="142" w:hanging="142"/>
+      </w:pPr>
+      <w:rPr>
+        <w:rFonts w:ascii="Symbol" w:hAnsi="Symbol" w:hint="default"/>
+      </w:rPr>
+    </w:lvl>
+    <w:lvl w:ilvl="1" w:tplc="40090003" w:tentative="1">
+      <w:start w:val="1"/>
+      <w:numFmt w:val="bullet"/>
+      <w:lvlText w:val="o"/>
+      <w:lvlJc w:val="left"/>
+      <w:pPr>
+        <w:ind w:left="1440" w:hanging="360"/>
+      </w:pPr>
+      <w:rPr>
+        <w:rFonts w:ascii="Courier New" w:hAnsi="Courier New" w:cs="Courier New" w:hint="default"/>
+      </w:rPr>
+    </w:lvl>
+    <w:lvl w:ilvl="2" w:tplc="40090005" w:tentative="1">
+      <w:start w:val="1"/>
+      <w:numFmt w:val="bullet"/>
+      <w:lvlText w:val=""/>
+      <w:lvlJc w:val="left"/>
+      <w:pPr>
+        <w:ind w:left="2160" w:hanging="360"/>
+      </w:pPr>
+      <w:rPr>
+        <w:rFonts w:ascii="Wingdings" w:hAnsi="Wingdings" w:hint="default"/>
+      </w:rPr>
+    </w:lvl>
+    <w:lvl w:ilvl="3" w:tplc="40090001" w:tentative="1">
+      <w:start w:val="1"/>
+      <w:numFmt w:val="bullet"/>
+      <w:lvlText w:val=""/>
+      <w:lvlJc w:val="left"/>
+      <w:pPr>
+        <w:ind w:left="2880" w:hanging="360"/>
+      </w:pPr>
+      <w:rPr>
+        <w:rFonts w:ascii="Symbol" w:hAnsi="Symbol" w:hint="default"/>
+      </w:rPr>
+    </w:lvl>
+    <w:lvl w:ilvl="4" w:tplc="40090003" w:tentative="1">
+      <w:start w:val="1"/>
+      <w:numFmt w:val="bullet"/>
+      <w:lvlText w:val="o"/>
+      <w:lvlJc w:val="left"/>
+      <w:pPr>
+        <w:ind w:left="3600" w:hanging="360"/>
+      </w:pPr>
+      <w:rPr>
+        <w:rFonts w:ascii="Courier New" w:hAnsi="Courier New" w:cs="Courier New" w:hint="default"/>
+      </w:rPr>
+    </w:lvl>
+    <w:lvl w:ilvl="5" w:tplc="40090005" w:tentative="1">
+      <w:start w:val="1"/>
+      <w:numFmt w:val="bullet"/>
+      <w:lvlText w:val=""/>
+      <w:lvlJc w:val="left"/>
+      <w:pPr>
+        <w:ind w:left="4320" w:hanging="360"/>
+      </w:pPr>
+      <w:rPr>
+        <w:rFonts w:ascii="Wingdings" w:hAnsi="Wingdings" w:hint="default"/>
+      </w:rPr>
+    </w:lvl>
+    <w:lvl w:ilvl="6" w:tplc="40090001" w:tentative="1">
+      <w:start w:val="1"/>
+      <w:numFmt w:val="bullet"/>
+      <w:lvlText w:val=""/>
+      <w:lvlJc w:val="left"/>
+      <w:pPr>
+        <w:ind w:left="5040" w:hanging="360"/>
+      </w:pPr>
+      <w:rPr>
+        <w:rFonts w:ascii="Symbol" w:hAnsi="Symbol" w:hint="default"/>
+      </w:rPr>
+    </w:lvl>
+    <w:lvl w:ilvl="7" w:tplc="40090003" w:tentative="1">
+      <w:start w:val="1"/>
+      <w:numFmt w:val="bullet"/>
+      <w:lvlText w:val="o"/>
+      <w:lvlJc w:val="left"/>
+      <w:pPr>
+        <w:ind w:left="5760" w:hanging="360"/>
+      </w:pPr>
+      <w:rPr>
+        <w:rFonts w:ascii="Courier New" w:hAnsi="Courier New" w:cs="Courier New" w:hint="default"/>
+      </w:rPr>
+    </w:lvl>
+    <w:lvl w:ilvl="8" w:tplc="40090005" w:tentative="1">
+      <w:start w:val="1"/>
+      <w:numFmt w:val="bullet"/>
+      <w:lvlText w:val=""/>
+      <w:lvlJc w:val="left"/>
+      <w:pPr>
+        <w:ind w:left="6480" w:hanging="360"/>
+      </w:pPr>
+      <w:rPr>
+        <w:rFonts w:ascii="Wingdings" w:hAnsi="Wingdings" w:hint="default"/>
+      </w:rPr>
+    </w:lvl>
+  </w:abstractNum>
+  <w:abstractNum w:abstractNumId="11" w15:restartNumberingAfterBreak="0">
     <w:nsid w:val="267A536E"/>
     <w:multiLevelType w:val="hybridMultilevel"/>
     <w:tmpl w:val="D202213E"/>
@@ -4948,7 +5542,7 @@
       </w:rPr>
     </w:lvl>
   </w:abstractNum>
-  <w:abstractNum w:abstractNumId="8" w15:restartNumberingAfterBreak="0">
+  <w:abstractNum w:abstractNumId="12" w15:restartNumberingAfterBreak="0">
     <w:nsid w:val="29D91944"/>
     <w:multiLevelType w:val="hybridMultilevel"/>
     <w:tmpl w:val="F2C27D38"/>
@@ -5061,7 +5655,233 @@
       </w:rPr>
     </w:lvl>
   </w:abstractNum>
-  <w:abstractNum w:abstractNumId="9" w15:restartNumberingAfterBreak="0">
+  <w:abstractNum w:abstractNumId="13" w15:restartNumberingAfterBreak="0">
+    <w:nsid w:val="34845F63"/>
+    <w:multiLevelType w:val="hybridMultilevel"/>
+    <w:tmpl w:val="533A5EFA"/>
+    <w:lvl w:ilvl="0" w:tplc="1DE66620">
+      <w:start w:val="1"/>
+      <w:numFmt w:val="bullet"/>
+      <w:lvlText w:val=""/>
+      <w:lvlJc w:val="left"/>
+      <w:pPr>
+        <w:ind w:left="142" w:hanging="142"/>
+      </w:pPr>
+      <w:rPr>
+        <w:rFonts w:ascii="Symbol" w:hAnsi="Symbol" w:hint="default"/>
+      </w:rPr>
+    </w:lvl>
+    <w:lvl w:ilvl="1" w:tplc="40090003" w:tentative="1">
+      <w:start w:val="1"/>
+      <w:numFmt w:val="bullet"/>
+      <w:lvlText w:val="o"/>
+      <w:lvlJc w:val="left"/>
+      <w:pPr>
+        <w:ind w:left="1440" w:hanging="360"/>
+      </w:pPr>
+      <w:rPr>
+        <w:rFonts w:ascii="Courier New" w:hAnsi="Courier New" w:cs="Courier New" w:hint="default"/>
+      </w:rPr>
+    </w:lvl>
+    <w:lvl w:ilvl="2" w:tplc="40090005" w:tentative="1">
+      <w:start w:val="1"/>
+      <w:numFmt w:val="bullet"/>
+      <w:lvlText w:val=""/>
+      <w:lvlJc w:val="left"/>
+      <w:pPr>
+        <w:ind w:left="2160" w:hanging="360"/>
+      </w:pPr>
+      <w:rPr>
+        <w:rFonts w:ascii="Wingdings" w:hAnsi="Wingdings" w:hint="default"/>
+      </w:rPr>
+    </w:lvl>
+    <w:lvl w:ilvl="3" w:tplc="40090001" w:tentative="1">
+      <w:start w:val="1"/>
+      <w:numFmt w:val="bullet"/>
+      <w:lvlText w:val=""/>
+      <w:lvlJc w:val="left"/>
+      <w:pPr>
+        <w:ind w:left="2880" w:hanging="360"/>
+      </w:pPr>
+      <w:rPr>
+        <w:rFonts w:ascii="Symbol" w:hAnsi="Symbol" w:hint="default"/>
+      </w:rPr>
+    </w:lvl>
+    <w:lvl w:ilvl="4" w:tplc="40090003" w:tentative="1">
+      <w:start w:val="1"/>
+      <w:numFmt w:val="bullet"/>
+      <w:lvlText w:val="o"/>
+      <w:lvlJc w:val="left"/>
+      <w:pPr>
+        <w:ind w:left="3600" w:hanging="360"/>
+      </w:pPr>
+      <w:rPr>
+        <w:rFonts w:ascii="Courier New" w:hAnsi="Courier New" w:cs="Courier New" w:hint="default"/>
+      </w:rPr>
+    </w:lvl>
+    <w:lvl w:ilvl="5" w:tplc="40090005" w:tentative="1">
+      <w:start w:val="1"/>
+      <w:numFmt w:val="bullet"/>
+      <w:lvlText w:val=""/>
+      <w:lvlJc w:val="left"/>
+      <w:pPr>
+        <w:ind w:left="4320" w:hanging="360"/>
+      </w:pPr>
+      <w:rPr>
+        <w:rFonts w:ascii="Wingdings" w:hAnsi="Wingdings" w:hint="default"/>
+      </w:rPr>
+    </w:lvl>
+    <w:lvl w:ilvl="6" w:tplc="40090001" w:tentative="1">
+      <w:start w:val="1"/>
+      <w:numFmt w:val="bullet"/>
+      <w:lvlText w:val=""/>
+      <w:lvlJc w:val="left"/>
+      <w:pPr>
+        <w:ind w:left="5040" w:hanging="360"/>
+      </w:pPr>
+      <w:rPr>
+        <w:rFonts w:ascii="Symbol" w:hAnsi="Symbol" w:hint="default"/>
+      </w:rPr>
+    </w:lvl>
+    <w:lvl w:ilvl="7" w:tplc="40090003" w:tentative="1">
+      <w:start w:val="1"/>
+      <w:numFmt w:val="bullet"/>
+      <w:lvlText w:val="o"/>
+      <w:lvlJc w:val="left"/>
+      <w:pPr>
+        <w:ind w:left="5760" w:hanging="360"/>
+      </w:pPr>
+      <w:rPr>
+        <w:rFonts w:ascii="Courier New" w:hAnsi="Courier New" w:cs="Courier New" w:hint="default"/>
+      </w:rPr>
+    </w:lvl>
+    <w:lvl w:ilvl="8" w:tplc="40090005" w:tentative="1">
+      <w:start w:val="1"/>
+      <w:numFmt w:val="bullet"/>
+      <w:lvlText w:val=""/>
+      <w:lvlJc w:val="left"/>
+      <w:pPr>
+        <w:ind w:left="6480" w:hanging="360"/>
+      </w:pPr>
+      <w:rPr>
+        <w:rFonts w:ascii="Wingdings" w:hAnsi="Wingdings" w:hint="default"/>
+      </w:rPr>
+    </w:lvl>
+  </w:abstractNum>
+  <w:abstractNum w:abstractNumId="14" w15:restartNumberingAfterBreak="0">
+    <w:nsid w:val="3FD63136"/>
+    <w:multiLevelType w:val="hybridMultilevel"/>
+    <w:tmpl w:val="39888904"/>
+    <w:lvl w:ilvl="0" w:tplc="1DE66620">
+      <w:start w:val="1"/>
+      <w:numFmt w:val="bullet"/>
+      <w:lvlText w:val=""/>
+      <w:lvlJc w:val="left"/>
+      <w:pPr>
+        <w:ind w:left="142" w:hanging="142"/>
+      </w:pPr>
+      <w:rPr>
+        <w:rFonts w:ascii="Symbol" w:hAnsi="Symbol" w:hint="default"/>
+      </w:rPr>
+    </w:lvl>
+    <w:lvl w:ilvl="1" w:tplc="40090003" w:tentative="1">
+      <w:start w:val="1"/>
+      <w:numFmt w:val="bullet"/>
+      <w:lvlText w:val="o"/>
+      <w:lvlJc w:val="left"/>
+      <w:pPr>
+        <w:ind w:left="1440" w:hanging="360"/>
+      </w:pPr>
+      <w:rPr>
+        <w:rFonts w:ascii="Courier New" w:hAnsi="Courier New" w:cs="Courier New" w:hint="default"/>
+      </w:rPr>
+    </w:lvl>
+    <w:lvl w:ilvl="2" w:tplc="40090005" w:tentative="1">
+      <w:start w:val="1"/>
+      <w:numFmt w:val="bullet"/>
+      <w:lvlText w:val=""/>
+      <w:lvlJc w:val="left"/>
+      <w:pPr>
+        <w:ind w:left="2160" w:hanging="360"/>
+      </w:pPr>
+      <w:rPr>
+        <w:rFonts w:ascii="Wingdings" w:hAnsi="Wingdings" w:hint="default"/>
+      </w:rPr>
+    </w:lvl>
+    <w:lvl w:ilvl="3" w:tplc="40090001" w:tentative="1">
+      <w:start w:val="1"/>
+      <w:numFmt w:val="bullet"/>
+      <w:lvlText w:val=""/>
+      <w:lvlJc w:val="left"/>
+      <w:pPr>
+        <w:ind w:left="2880" w:hanging="360"/>
+      </w:pPr>
+      <w:rPr>
+        <w:rFonts w:ascii="Symbol" w:hAnsi="Symbol" w:hint="default"/>
+      </w:rPr>
+    </w:lvl>
+    <w:lvl w:ilvl="4" w:tplc="40090003" w:tentative="1">
+      <w:start w:val="1"/>
+      <w:numFmt w:val="bullet"/>
+      <w:lvlText w:val="o"/>
+      <w:lvlJc w:val="left"/>
+      <w:pPr>
+        <w:ind w:left="3600" w:hanging="360"/>
+      </w:pPr>
+      <w:rPr>
+        <w:rFonts w:ascii="Courier New" w:hAnsi="Courier New" w:cs="Courier New" w:hint="default"/>
+      </w:rPr>
+    </w:lvl>
+    <w:lvl w:ilvl="5" w:tplc="40090005" w:tentative="1">
+      <w:start w:val="1"/>
+      <w:numFmt w:val="bullet"/>
+      <w:lvlText w:val=""/>
+      <w:lvlJc w:val="left"/>
+      <w:pPr>
+        <w:ind w:left="4320" w:hanging="360"/>
+      </w:pPr>
+      <w:rPr>
+        <w:rFonts w:ascii="Wingdings" w:hAnsi="Wingdings" w:hint="default"/>
+      </w:rPr>
+    </w:lvl>
+    <w:lvl w:ilvl="6" w:tplc="40090001" w:tentative="1">
+      <w:start w:val="1"/>
+      <w:numFmt w:val="bullet"/>
+      <w:lvlText w:val=""/>
+      <w:lvlJc w:val="left"/>
+      <w:pPr>
+        <w:ind w:left="5040" w:hanging="360"/>
+      </w:pPr>
+      <w:rPr>
+        <w:rFonts w:ascii="Symbol" w:hAnsi="Symbol" w:hint="default"/>
+      </w:rPr>
+    </w:lvl>
+    <w:lvl w:ilvl="7" w:tplc="40090003" w:tentative="1">
+      <w:start w:val="1"/>
+      <w:numFmt w:val="bullet"/>
+      <w:lvlText w:val="o"/>
+      <w:lvlJc w:val="left"/>
+      <w:pPr>
+        <w:ind w:left="5760" w:hanging="360"/>
+      </w:pPr>
+      <w:rPr>
+        <w:rFonts w:ascii="Courier New" w:hAnsi="Courier New" w:cs="Courier New" w:hint="default"/>
+      </w:rPr>
+    </w:lvl>
+    <w:lvl w:ilvl="8" w:tplc="40090005" w:tentative="1">
+      <w:start w:val="1"/>
+      <w:numFmt w:val="bullet"/>
+      <w:lvlText w:val=""/>
+      <w:lvlJc w:val="left"/>
+      <w:pPr>
+        <w:ind w:left="6480" w:hanging="360"/>
+      </w:pPr>
+      <w:rPr>
+        <w:rFonts w:ascii="Wingdings" w:hAnsi="Wingdings" w:hint="default"/>
+      </w:rPr>
+    </w:lvl>
+  </w:abstractNum>
+  <w:abstractNum w:abstractNumId="15" w15:restartNumberingAfterBreak="0">
     <w:nsid w:val="41843257"/>
     <w:multiLevelType w:val="hybridMultilevel"/>
     <w:tmpl w:val="006CA536"/>
@@ -5174,7 +5994,7 @@
       </w:rPr>
     </w:lvl>
   </w:abstractNum>
-  <w:abstractNum w:abstractNumId="10" w15:restartNumberingAfterBreak="0">
+  <w:abstractNum w:abstractNumId="16" w15:restartNumberingAfterBreak="0">
     <w:nsid w:val="41D429C4"/>
     <w:multiLevelType w:val="hybridMultilevel"/>
     <w:tmpl w:val="F99800E8"/>
@@ -5287,7 +6107,120 @@
       </w:rPr>
     </w:lvl>
   </w:abstractNum>
-  <w:abstractNum w:abstractNumId="11" w15:restartNumberingAfterBreak="0">
+  <w:abstractNum w:abstractNumId="17" w15:restartNumberingAfterBreak="0">
+    <w:nsid w:val="51F02168"/>
+    <w:multiLevelType w:val="hybridMultilevel"/>
+    <w:tmpl w:val="B1405FE4"/>
+    <w:lvl w:ilvl="0" w:tplc="1DE66620">
+      <w:start w:val="1"/>
+      <w:numFmt w:val="bullet"/>
+      <w:lvlText w:val=""/>
+      <w:lvlJc w:val="left"/>
+      <w:pPr>
+        <w:ind w:left="142" w:hanging="142"/>
+      </w:pPr>
+      <w:rPr>
+        <w:rFonts w:ascii="Symbol" w:hAnsi="Symbol" w:hint="default"/>
+      </w:rPr>
+    </w:lvl>
+    <w:lvl w:ilvl="1" w:tplc="40090003" w:tentative="1">
+      <w:start w:val="1"/>
+      <w:numFmt w:val="bullet"/>
+      <w:lvlText w:val="o"/>
+      <w:lvlJc w:val="left"/>
+      <w:pPr>
+        <w:ind w:left="1440" w:hanging="360"/>
+      </w:pPr>
+      <w:rPr>
+        <w:rFonts w:ascii="Courier New" w:hAnsi="Courier New" w:cs="Courier New" w:hint="default"/>
+      </w:rPr>
+    </w:lvl>
+    <w:lvl w:ilvl="2" w:tplc="40090005" w:tentative="1">
+      <w:start w:val="1"/>
+      <w:numFmt w:val="bullet"/>
+      <w:lvlText w:val=""/>
+      <w:lvlJc w:val="left"/>
+      <w:pPr>
+        <w:ind w:left="2160" w:hanging="360"/>
+      </w:pPr>
+      <w:rPr>
+        <w:rFonts w:ascii="Wingdings" w:hAnsi="Wingdings" w:hint="default"/>
+      </w:rPr>
+    </w:lvl>
+    <w:lvl w:ilvl="3" w:tplc="40090001" w:tentative="1">
+      <w:start w:val="1"/>
+      <w:numFmt w:val="bullet"/>
+      <w:lvlText w:val=""/>
+      <w:lvlJc w:val="left"/>
+      <w:pPr>
+        <w:ind w:left="2880" w:hanging="360"/>
+      </w:pPr>
+      <w:rPr>
+        <w:rFonts w:ascii="Symbol" w:hAnsi="Symbol" w:hint="default"/>
+      </w:rPr>
+    </w:lvl>
+    <w:lvl w:ilvl="4" w:tplc="40090003" w:tentative="1">
+      <w:start w:val="1"/>
+      <w:numFmt w:val="bullet"/>
+      <w:lvlText w:val="o"/>
+      <w:lvlJc w:val="left"/>
+      <w:pPr>
+        <w:ind w:left="3600" w:hanging="360"/>
+      </w:pPr>
+      <w:rPr>
+        <w:rFonts w:ascii="Courier New" w:hAnsi="Courier New" w:cs="Courier New" w:hint="default"/>
+      </w:rPr>
+    </w:lvl>
+    <w:lvl w:ilvl="5" w:tplc="40090005" w:tentative="1">
+      <w:start w:val="1"/>
+      <w:numFmt w:val="bullet"/>
+      <w:lvlText w:val=""/>
+      <w:lvlJc w:val="left"/>
+      <w:pPr>
+        <w:ind w:left="4320" w:hanging="360"/>
+      </w:pPr>
+      <w:rPr>
+        <w:rFonts w:ascii="Wingdings" w:hAnsi="Wingdings" w:hint="default"/>
+      </w:rPr>
+    </w:lvl>
+    <w:lvl w:ilvl="6" w:tplc="40090001" w:tentative="1">
+      <w:start w:val="1"/>
+      <w:numFmt w:val="bullet"/>
+      <w:lvlText w:val=""/>
+      <w:lvlJc w:val="left"/>
+      <w:pPr>
+        <w:ind w:left="5040" w:hanging="360"/>
+      </w:pPr>
+      <w:rPr>
+        <w:rFonts w:ascii="Symbol" w:hAnsi="Symbol" w:hint="default"/>
+      </w:rPr>
+    </w:lvl>
+    <w:lvl w:ilvl="7" w:tplc="40090003" w:tentative="1">
+      <w:start w:val="1"/>
+      <w:numFmt w:val="bullet"/>
+      <w:lvlText w:val="o"/>
+      <w:lvlJc w:val="left"/>
+      <w:pPr>
+        <w:ind w:left="5760" w:hanging="360"/>
+      </w:pPr>
+      <w:rPr>
+        <w:rFonts w:ascii="Courier New" w:hAnsi="Courier New" w:cs="Courier New" w:hint="default"/>
+      </w:rPr>
+    </w:lvl>
+    <w:lvl w:ilvl="8" w:tplc="40090005" w:tentative="1">
+      <w:start w:val="1"/>
+      <w:numFmt w:val="bullet"/>
+      <w:lvlText w:val=""/>
+      <w:lvlJc w:val="left"/>
+      <w:pPr>
+        <w:ind w:left="6480" w:hanging="360"/>
+      </w:pPr>
+      <w:rPr>
+        <w:rFonts w:ascii="Wingdings" w:hAnsi="Wingdings" w:hint="default"/>
+      </w:rPr>
+    </w:lvl>
+  </w:abstractNum>
+  <w:abstractNum w:abstractNumId="18" w15:restartNumberingAfterBreak="0">
     <w:nsid w:val="54FA315A"/>
     <w:multiLevelType w:val="hybridMultilevel"/>
     <w:tmpl w:val="04A0B028"/>
@@ -5399,7 +6332,7 @@
       </w:rPr>
     </w:lvl>
   </w:abstractNum>
-  <w:abstractNum w:abstractNumId="12" w15:restartNumberingAfterBreak="0">
+  <w:abstractNum w:abstractNumId="19" w15:restartNumberingAfterBreak="0">
     <w:nsid w:val="55D17110"/>
     <w:multiLevelType w:val="hybridMultilevel"/>
     <w:tmpl w:val="AC1AE718"/>
@@ -5512,17 +6445,243 @@
       </w:rPr>
     </w:lvl>
   </w:abstractNum>
-  <w:abstractNum w:abstractNumId="13" w15:restartNumberingAfterBreak="0">
+  <w:abstractNum w:abstractNumId="20" w15:restartNumberingAfterBreak="0">
+    <w:nsid w:val="57B21CC3"/>
+    <w:multiLevelType w:val="hybridMultilevel"/>
+    <w:tmpl w:val="1FB8570C"/>
+    <w:lvl w:ilvl="0" w:tplc="1DE66620">
+      <w:start w:val="1"/>
+      <w:numFmt w:val="bullet"/>
+      <w:lvlText w:val=""/>
+      <w:lvlJc w:val="left"/>
+      <w:pPr>
+        <w:ind w:left="142" w:hanging="142"/>
+      </w:pPr>
+      <w:rPr>
+        <w:rFonts w:ascii="Symbol" w:hAnsi="Symbol" w:hint="default"/>
+      </w:rPr>
+    </w:lvl>
+    <w:lvl w:ilvl="1" w:tplc="40090003" w:tentative="1">
+      <w:start w:val="1"/>
+      <w:numFmt w:val="bullet"/>
+      <w:lvlText w:val="o"/>
+      <w:lvlJc w:val="left"/>
+      <w:pPr>
+        <w:ind w:left="1440" w:hanging="360"/>
+      </w:pPr>
+      <w:rPr>
+        <w:rFonts w:ascii="Courier New" w:hAnsi="Courier New" w:cs="Courier New" w:hint="default"/>
+      </w:rPr>
+    </w:lvl>
+    <w:lvl w:ilvl="2" w:tplc="40090005" w:tentative="1">
+      <w:start w:val="1"/>
+      <w:numFmt w:val="bullet"/>
+      <w:lvlText w:val=""/>
+      <w:lvlJc w:val="left"/>
+      <w:pPr>
+        <w:ind w:left="2160" w:hanging="360"/>
+      </w:pPr>
+      <w:rPr>
+        <w:rFonts w:ascii="Wingdings" w:hAnsi="Wingdings" w:hint="default"/>
+      </w:rPr>
+    </w:lvl>
+    <w:lvl w:ilvl="3" w:tplc="40090001" w:tentative="1">
+      <w:start w:val="1"/>
+      <w:numFmt w:val="bullet"/>
+      <w:lvlText w:val=""/>
+      <w:lvlJc w:val="left"/>
+      <w:pPr>
+        <w:ind w:left="2880" w:hanging="360"/>
+      </w:pPr>
+      <w:rPr>
+        <w:rFonts w:ascii="Symbol" w:hAnsi="Symbol" w:hint="default"/>
+      </w:rPr>
+    </w:lvl>
+    <w:lvl w:ilvl="4" w:tplc="40090003" w:tentative="1">
+      <w:start w:val="1"/>
+      <w:numFmt w:val="bullet"/>
+      <w:lvlText w:val="o"/>
+      <w:lvlJc w:val="left"/>
+      <w:pPr>
+        <w:ind w:left="3600" w:hanging="360"/>
+      </w:pPr>
+      <w:rPr>
+        <w:rFonts w:ascii="Courier New" w:hAnsi="Courier New" w:cs="Courier New" w:hint="default"/>
+      </w:rPr>
+    </w:lvl>
+    <w:lvl w:ilvl="5" w:tplc="40090005" w:tentative="1">
+      <w:start w:val="1"/>
+      <w:numFmt w:val="bullet"/>
+      <w:lvlText w:val=""/>
+      <w:lvlJc w:val="left"/>
+      <w:pPr>
+        <w:ind w:left="4320" w:hanging="360"/>
+      </w:pPr>
+      <w:rPr>
+        <w:rFonts w:ascii="Wingdings" w:hAnsi="Wingdings" w:hint="default"/>
+      </w:rPr>
+    </w:lvl>
+    <w:lvl w:ilvl="6" w:tplc="40090001" w:tentative="1">
+      <w:start w:val="1"/>
+      <w:numFmt w:val="bullet"/>
+      <w:lvlText w:val=""/>
+      <w:lvlJc w:val="left"/>
+      <w:pPr>
+        <w:ind w:left="5040" w:hanging="360"/>
+      </w:pPr>
+      <w:rPr>
+        <w:rFonts w:ascii="Symbol" w:hAnsi="Symbol" w:hint="default"/>
+      </w:rPr>
+    </w:lvl>
+    <w:lvl w:ilvl="7" w:tplc="40090003" w:tentative="1">
+      <w:start w:val="1"/>
+      <w:numFmt w:val="bullet"/>
+      <w:lvlText w:val="o"/>
+      <w:lvlJc w:val="left"/>
+      <w:pPr>
+        <w:ind w:left="5760" w:hanging="360"/>
+      </w:pPr>
+      <w:rPr>
+        <w:rFonts w:ascii="Courier New" w:hAnsi="Courier New" w:cs="Courier New" w:hint="default"/>
+      </w:rPr>
+    </w:lvl>
+    <w:lvl w:ilvl="8" w:tplc="40090005" w:tentative="1">
+      <w:start w:val="1"/>
+      <w:numFmt w:val="bullet"/>
+      <w:lvlText w:val=""/>
+      <w:lvlJc w:val="left"/>
+      <w:pPr>
+        <w:ind w:left="6480" w:hanging="360"/>
+      </w:pPr>
+      <w:rPr>
+        <w:rFonts w:ascii="Wingdings" w:hAnsi="Wingdings" w:hint="default"/>
+      </w:rPr>
+    </w:lvl>
+  </w:abstractNum>
+  <w:abstractNum w:abstractNumId="21" w15:restartNumberingAfterBreak="0">
+    <w:nsid w:val="57EB135E"/>
+    <w:multiLevelType w:val="hybridMultilevel"/>
+    <w:tmpl w:val="FB9E7AF0"/>
+    <w:lvl w:ilvl="0" w:tplc="0DCC8742">
+      <w:start w:val="1"/>
+      <w:numFmt w:val="bullet"/>
+      <w:lvlText w:val=""/>
+      <w:lvlJc w:val="left"/>
+      <w:pPr>
+        <w:ind w:left="170" w:hanging="170"/>
+      </w:pPr>
+      <w:rPr>
+        <w:rFonts w:ascii="Symbol" w:hAnsi="Symbol" w:hint="default"/>
+      </w:rPr>
+    </w:lvl>
+    <w:lvl w:ilvl="1" w:tplc="FFFFFFFF" w:tentative="1">
+      <w:start w:val="1"/>
+      <w:numFmt w:val="bullet"/>
+      <w:lvlText w:val="o"/>
+      <w:lvlJc w:val="left"/>
+      <w:pPr>
+        <w:ind w:left="1440" w:hanging="360"/>
+      </w:pPr>
+      <w:rPr>
+        <w:rFonts w:ascii="Courier New" w:hAnsi="Courier New" w:cs="Courier New" w:hint="default"/>
+      </w:rPr>
+    </w:lvl>
+    <w:lvl w:ilvl="2" w:tplc="FFFFFFFF" w:tentative="1">
+      <w:start w:val="1"/>
+      <w:numFmt w:val="bullet"/>
+      <w:lvlText w:val=""/>
+      <w:lvlJc w:val="left"/>
+      <w:pPr>
+        <w:ind w:left="2160" w:hanging="360"/>
+      </w:pPr>
+      <w:rPr>
+        <w:rFonts w:ascii="Wingdings" w:hAnsi="Wingdings" w:hint="default"/>
+      </w:rPr>
+    </w:lvl>
+    <w:lvl w:ilvl="3" w:tplc="FFFFFFFF" w:tentative="1">
+      <w:start w:val="1"/>
+      <w:numFmt w:val="bullet"/>
+      <w:lvlText w:val=""/>
+      <w:lvlJc w:val="left"/>
+      <w:pPr>
+        <w:ind w:left="2880" w:hanging="360"/>
+      </w:pPr>
+      <w:rPr>
+        <w:rFonts w:ascii="Symbol" w:hAnsi="Symbol" w:hint="default"/>
+      </w:rPr>
+    </w:lvl>
+    <w:lvl w:ilvl="4" w:tplc="FFFFFFFF" w:tentative="1">
+      <w:start w:val="1"/>
+      <w:numFmt w:val="bullet"/>
+      <w:lvlText w:val="o"/>
+      <w:lvlJc w:val="left"/>
+      <w:pPr>
+        <w:ind w:left="3600" w:hanging="360"/>
+      </w:pPr>
+      <w:rPr>
+        <w:rFonts w:ascii="Courier New" w:hAnsi="Courier New" w:cs="Courier New" w:hint="default"/>
+      </w:rPr>
+    </w:lvl>
+    <w:lvl w:ilvl="5" w:tplc="FFFFFFFF" w:tentative="1">
+      <w:start w:val="1"/>
+      <w:numFmt w:val="bullet"/>
+      <w:lvlText w:val=""/>
+      <w:lvlJc w:val="left"/>
+      <w:pPr>
+        <w:ind w:left="4320" w:hanging="360"/>
+      </w:pPr>
+      <w:rPr>
+        <w:rFonts w:ascii="Wingdings" w:hAnsi="Wingdings" w:hint="default"/>
+      </w:rPr>
+    </w:lvl>
+    <w:lvl w:ilvl="6" w:tplc="FFFFFFFF" w:tentative="1">
+      <w:start w:val="1"/>
+      <w:numFmt w:val="bullet"/>
+      <w:lvlText w:val=""/>
+      <w:lvlJc w:val="left"/>
+      <w:pPr>
+        <w:ind w:left="5040" w:hanging="360"/>
+      </w:pPr>
+      <w:rPr>
+        <w:rFonts w:ascii="Symbol" w:hAnsi="Symbol" w:hint="default"/>
+      </w:rPr>
+    </w:lvl>
+    <w:lvl w:ilvl="7" w:tplc="FFFFFFFF" w:tentative="1">
+      <w:start w:val="1"/>
+      <w:numFmt w:val="bullet"/>
+      <w:lvlText w:val="o"/>
+      <w:lvlJc w:val="left"/>
+      <w:pPr>
+        <w:ind w:left="5760" w:hanging="360"/>
+      </w:pPr>
+      <w:rPr>
+        <w:rFonts w:ascii="Courier New" w:hAnsi="Courier New" w:cs="Courier New" w:hint="default"/>
+      </w:rPr>
+    </w:lvl>
+    <w:lvl w:ilvl="8" w:tplc="FFFFFFFF" w:tentative="1">
+      <w:start w:val="1"/>
+      <w:numFmt w:val="bullet"/>
+      <w:lvlText w:val=""/>
+      <w:lvlJc w:val="left"/>
+      <w:pPr>
+        <w:ind w:left="6480" w:hanging="360"/>
+      </w:pPr>
+      <w:rPr>
+        <w:rFonts w:ascii="Wingdings" w:hAnsi="Wingdings" w:hint="default"/>
+      </w:rPr>
+    </w:lvl>
+  </w:abstractNum>
+  <w:abstractNum w:abstractNumId="22" w15:restartNumberingAfterBreak="0">
     <w:nsid w:val="5D6A69B0"/>
     <w:multiLevelType w:val="hybridMultilevel"/>
-    <w:tmpl w:val="C70C8D76"/>
-    <w:lvl w:ilvl="0" w:tplc="40090001">
+    <w:tmpl w:val="25161134"/>
+    <w:lvl w:ilvl="0" w:tplc="AE0462C2">
       <w:start w:val="1"/>
       <w:numFmt w:val="bullet"/>
       <w:lvlText w:val=""/>
       <w:lvlJc w:val="left"/>
       <w:pPr>
-        <w:ind w:left="360" w:hanging="360"/>
+        <w:ind w:left="142" w:hanging="142"/>
       </w:pPr>
       <w:rPr>
         <w:rFonts w:ascii="Symbol" w:hAnsi="Symbol" w:hint="default"/>
@@ -5625,7 +6784,7 @@
       </w:rPr>
     </w:lvl>
   </w:abstractNum>
-  <w:abstractNum w:abstractNumId="14" w15:restartNumberingAfterBreak="0">
+  <w:abstractNum w:abstractNumId="23" w15:restartNumberingAfterBreak="0">
     <w:nsid w:val="65333241"/>
     <w:multiLevelType w:val="hybridMultilevel"/>
     <w:tmpl w:val="11A89828"/>
@@ -5738,7 +6897,7 @@
       </w:rPr>
     </w:lvl>
   </w:abstractNum>
-  <w:abstractNum w:abstractNumId="15" w15:restartNumberingAfterBreak="0">
+  <w:abstractNum w:abstractNumId="24" w15:restartNumberingAfterBreak="0">
     <w:nsid w:val="6B5F78E5"/>
     <w:multiLevelType w:val="hybridMultilevel"/>
     <w:tmpl w:val="86BC552E"/>
@@ -5850,7 +7009,7 @@
       </w:rPr>
     </w:lvl>
   </w:abstractNum>
-  <w:abstractNum w:abstractNumId="16" w15:restartNumberingAfterBreak="0">
+  <w:abstractNum w:abstractNumId="25" w15:restartNumberingAfterBreak="0">
     <w:nsid w:val="6BD217E0"/>
     <w:multiLevelType w:val="hybridMultilevel"/>
     <w:tmpl w:val="7736D5D8"/>
@@ -5963,7 +7122,7 @@
       </w:rPr>
     </w:lvl>
   </w:abstractNum>
-  <w:abstractNum w:abstractNumId="17" w15:restartNumberingAfterBreak="0">
+  <w:abstractNum w:abstractNumId="26" w15:restartNumberingAfterBreak="0">
     <w:nsid w:val="6C606EAE"/>
     <w:multiLevelType w:val="hybridMultilevel"/>
     <w:tmpl w:val="124412A2"/>
@@ -6075,7 +7234,7 @@
       </w:rPr>
     </w:lvl>
   </w:abstractNum>
-  <w:abstractNum w:abstractNumId="18" w15:restartNumberingAfterBreak="0">
+  <w:abstractNum w:abstractNumId="27" w15:restartNumberingAfterBreak="0">
     <w:nsid w:val="74B343B7"/>
     <w:multiLevelType w:val="hybridMultilevel"/>
     <w:tmpl w:val="9A02C4D0"/>
@@ -6187,7 +7346,233 @@
       </w:rPr>
     </w:lvl>
   </w:abstractNum>
-  <w:abstractNum w:abstractNumId="19" w15:restartNumberingAfterBreak="0">
+  <w:abstractNum w:abstractNumId="28" w15:restartNumberingAfterBreak="0">
+    <w:nsid w:val="794F1201"/>
+    <w:multiLevelType w:val="hybridMultilevel"/>
+    <w:tmpl w:val="A3EAC10C"/>
+    <w:lvl w:ilvl="0" w:tplc="1DE66620">
+      <w:start w:val="1"/>
+      <w:numFmt w:val="bullet"/>
+      <w:lvlText w:val=""/>
+      <w:lvlJc w:val="left"/>
+      <w:pPr>
+        <w:ind w:left="142" w:hanging="142"/>
+      </w:pPr>
+      <w:rPr>
+        <w:rFonts w:ascii="Symbol" w:hAnsi="Symbol" w:hint="default"/>
+      </w:rPr>
+    </w:lvl>
+    <w:lvl w:ilvl="1" w:tplc="40090003" w:tentative="1">
+      <w:start w:val="1"/>
+      <w:numFmt w:val="bullet"/>
+      <w:lvlText w:val="o"/>
+      <w:lvlJc w:val="left"/>
+      <w:pPr>
+        <w:ind w:left="1440" w:hanging="360"/>
+      </w:pPr>
+      <w:rPr>
+        <w:rFonts w:ascii="Courier New" w:hAnsi="Courier New" w:cs="Courier New" w:hint="default"/>
+      </w:rPr>
+    </w:lvl>
+    <w:lvl w:ilvl="2" w:tplc="40090005" w:tentative="1">
+      <w:start w:val="1"/>
+      <w:numFmt w:val="bullet"/>
+      <w:lvlText w:val=""/>
+      <w:lvlJc w:val="left"/>
+      <w:pPr>
+        <w:ind w:left="2160" w:hanging="360"/>
+      </w:pPr>
+      <w:rPr>
+        <w:rFonts w:ascii="Wingdings" w:hAnsi="Wingdings" w:hint="default"/>
+      </w:rPr>
+    </w:lvl>
+    <w:lvl w:ilvl="3" w:tplc="40090001" w:tentative="1">
+      <w:start w:val="1"/>
+      <w:numFmt w:val="bullet"/>
+      <w:lvlText w:val=""/>
+      <w:lvlJc w:val="left"/>
+      <w:pPr>
+        <w:ind w:left="2880" w:hanging="360"/>
+      </w:pPr>
+      <w:rPr>
+        <w:rFonts w:ascii="Symbol" w:hAnsi="Symbol" w:hint="default"/>
+      </w:rPr>
+    </w:lvl>
+    <w:lvl w:ilvl="4" w:tplc="40090003" w:tentative="1">
+      <w:start w:val="1"/>
+      <w:numFmt w:val="bullet"/>
+      <w:lvlText w:val="o"/>
+      <w:lvlJc w:val="left"/>
+      <w:pPr>
+        <w:ind w:left="3600" w:hanging="360"/>
+      </w:pPr>
+      <w:rPr>
+        <w:rFonts w:ascii="Courier New" w:hAnsi="Courier New" w:cs="Courier New" w:hint="default"/>
+      </w:rPr>
+    </w:lvl>
+    <w:lvl w:ilvl="5" w:tplc="40090005" w:tentative="1">
+      <w:start w:val="1"/>
+      <w:numFmt w:val="bullet"/>
+      <w:lvlText w:val=""/>
+      <w:lvlJc w:val="left"/>
+      <w:pPr>
+        <w:ind w:left="4320" w:hanging="360"/>
+      </w:pPr>
+      <w:rPr>
+        <w:rFonts w:ascii="Wingdings" w:hAnsi="Wingdings" w:hint="default"/>
+      </w:rPr>
+    </w:lvl>
+    <w:lvl w:ilvl="6" w:tplc="40090001" w:tentative="1">
+      <w:start w:val="1"/>
+      <w:numFmt w:val="bullet"/>
+      <w:lvlText w:val=""/>
+      <w:lvlJc w:val="left"/>
+      <w:pPr>
+        <w:ind w:left="5040" w:hanging="360"/>
+      </w:pPr>
+      <w:rPr>
+        <w:rFonts w:ascii="Symbol" w:hAnsi="Symbol" w:hint="default"/>
+      </w:rPr>
+    </w:lvl>
+    <w:lvl w:ilvl="7" w:tplc="40090003" w:tentative="1">
+      <w:start w:val="1"/>
+      <w:numFmt w:val="bullet"/>
+      <w:lvlText w:val="o"/>
+      <w:lvlJc w:val="left"/>
+      <w:pPr>
+        <w:ind w:left="5760" w:hanging="360"/>
+      </w:pPr>
+      <w:rPr>
+        <w:rFonts w:ascii="Courier New" w:hAnsi="Courier New" w:cs="Courier New" w:hint="default"/>
+      </w:rPr>
+    </w:lvl>
+    <w:lvl w:ilvl="8" w:tplc="40090005" w:tentative="1">
+      <w:start w:val="1"/>
+      <w:numFmt w:val="bullet"/>
+      <w:lvlText w:val=""/>
+      <w:lvlJc w:val="left"/>
+      <w:pPr>
+        <w:ind w:left="6480" w:hanging="360"/>
+      </w:pPr>
+      <w:rPr>
+        <w:rFonts w:ascii="Wingdings" w:hAnsi="Wingdings" w:hint="default"/>
+      </w:rPr>
+    </w:lvl>
+  </w:abstractNum>
+  <w:abstractNum w:abstractNumId="29" w15:restartNumberingAfterBreak="0">
+    <w:nsid w:val="7C010B88"/>
+    <w:multiLevelType w:val="hybridMultilevel"/>
+    <w:tmpl w:val="3A8C5482"/>
+    <w:lvl w:ilvl="0" w:tplc="1DE66620">
+      <w:start w:val="1"/>
+      <w:numFmt w:val="bullet"/>
+      <w:lvlText w:val=""/>
+      <w:lvlJc w:val="left"/>
+      <w:pPr>
+        <w:ind w:left="142" w:hanging="142"/>
+      </w:pPr>
+      <w:rPr>
+        <w:rFonts w:ascii="Symbol" w:hAnsi="Symbol" w:hint="default"/>
+      </w:rPr>
+    </w:lvl>
+    <w:lvl w:ilvl="1" w:tplc="40090003" w:tentative="1">
+      <w:start w:val="1"/>
+      <w:numFmt w:val="bullet"/>
+      <w:lvlText w:val="o"/>
+      <w:lvlJc w:val="left"/>
+      <w:pPr>
+        <w:ind w:left="1440" w:hanging="360"/>
+      </w:pPr>
+      <w:rPr>
+        <w:rFonts w:ascii="Courier New" w:hAnsi="Courier New" w:cs="Courier New" w:hint="default"/>
+      </w:rPr>
+    </w:lvl>
+    <w:lvl w:ilvl="2" w:tplc="40090005" w:tentative="1">
+      <w:start w:val="1"/>
+      <w:numFmt w:val="bullet"/>
+      <w:lvlText w:val=""/>
+      <w:lvlJc w:val="left"/>
+      <w:pPr>
+        <w:ind w:left="2160" w:hanging="360"/>
+      </w:pPr>
+      <w:rPr>
+        <w:rFonts w:ascii="Wingdings" w:hAnsi="Wingdings" w:hint="default"/>
+      </w:rPr>
+    </w:lvl>
+    <w:lvl w:ilvl="3" w:tplc="40090001" w:tentative="1">
+      <w:start w:val="1"/>
+      <w:numFmt w:val="bullet"/>
+      <w:lvlText w:val=""/>
+      <w:lvlJc w:val="left"/>
+      <w:pPr>
+        <w:ind w:left="2880" w:hanging="360"/>
+      </w:pPr>
+      <w:rPr>
+        <w:rFonts w:ascii="Symbol" w:hAnsi="Symbol" w:hint="default"/>
+      </w:rPr>
+    </w:lvl>
+    <w:lvl w:ilvl="4" w:tplc="40090003" w:tentative="1">
+      <w:start w:val="1"/>
+      <w:numFmt w:val="bullet"/>
+      <w:lvlText w:val="o"/>
+      <w:lvlJc w:val="left"/>
+      <w:pPr>
+        <w:ind w:left="3600" w:hanging="360"/>
+      </w:pPr>
+      <w:rPr>
+        <w:rFonts w:ascii="Courier New" w:hAnsi="Courier New" w:cs="Courier New" w:hint="default"/>
+      </w:rPr>
+    </w:lvl>
+    <w:lvl w:ilvl="5" w:tplc="40090005" w:tentative="1">
+      <w:start w:val="1"/>
+      <w:numFmt w:val="bullet"/>
+      <w:lvlText w:val=""/>
+      <w:lvlJc w:val="left"/>
+      <w:pPr>
+        <w:ind w:left="4320" w:hanging="360"/>
+      </w:pPr>
+      <w:rPr>
+        <w:rFonts w:ascii="Wingdings" w:hAnsi="Wingdings" w:hint="default"/>
+      </w:rPr>
+    </w:lvl>
+    <w:lvl w:ilvl="6" w:tplc="40090001" w:tentative="1">
+      <w:start w:val="1"/>
+      <w:numFmt w:val="bullet"/>
+      <w:lvlText w:val=""/>
+      <w:lvlJc w:val="left"/>
+      <w:pPr>
+        <w:ind w:left="5040" w:hanging="360"/>
+      </w:pPr>
+      <w:rPr>
+        <w:rFonts w:ascii="Symbol" w:hAnsi="Symbol" w:hint="default"/>
+      </w:rPr>
+    </w:lvl>
+    <w:lvl w:ilvl="7" w:tplc="40090003" w:tentative="1">
+      <w:start w:val="1"/>
+      <w:numFmt w:val="bullet"/>
+      <w:lvlText w:val="o"/>
+      <w:lvlJc w:val="left"/>
+      <w:pPr>
+        <w:ind w:left="5760" w:hanging="360"/>
+      </w:pPr>
+      <w:rPr>
+        <w:rFonts w:ascii="Courier New" w:hAnsi="Courier New" w:cs="Courier New" w:hint="default"/>
+      </w:rPr>
+    </w:lvl>
+    <w:lvl w:ilvl="8" w:tplc="40090005" w:tentative="1">
+      <w:start w:val="1"/>
+      <w:numFmt w:val="bullet"/>
+      <w:lvlText w:val=""/>
+      <w:lvlJc w:val="left"/>
+      <w:pPr>
+        <w:ind w:left="6480" w:hanging="360"/>
+      </w:pPr>
+      <w:rPr>
+        <w:rFonts w:ascii="Wingdings" w:hAnsi="Wingdings" w:hint="default"/>
+      </w:rPr>
+    </w:lvl>
+  </w:abstractNum>
+  <w:abstractNum w:abstractNumId="30" w15:restartNumberingAfterBreak="0">
     <w:nsid w:val="7F006B80"/>
     <w:multiLevelType w:val="hybridMultilevel"/>
     <w:tmpl w:val="D9948C4A"/>
@@ -6304,61 +7689,94 @@
     <w:abstractNumId w:val="1"/>
   </w:num>
   <w:num w:numId="2" w16cid:durableId="803886088">
-    <w:abstractNumId w:val="12"/>
+    <w:abstractNumId w:val="19"/>
   </w:num>
   <w:num w:numId="3" w16cid:durableId="1813526051">
-    <w:abstractNumId w:val="8"/>
+    <w:abstractNumId w:val="12"/>
   </w:num>
   <w:num w:numId="4" w16cid:durableId="1968775041">
     <w:abstractNumId w:val="2"/>
   </w:num>
   <w:num w:numId="5" w16cid:durableId="1171529696">
-    <w:abstractNumId w:val="6"/>
+    <w:abstractNumId w:val="8"/>
   </w:num>
   <w:num w:numId="6" w16cid:durableId="820851051">
-    <w:abstractNumId w:val="14"/>
+    <w:abstractNumId w:val="23"/>
   </w:num>
   <w:num w:numId="7" w16cid:durableId="1164511535">
-    <w:abstractNumId w:val="10"/>
+    <w:abstractNumId w:val="16"/>
   </w:num>
   <w:num w:numId="8" w16cid:durableId="960846087">
+    <w:abstractNumId w:val="27"/>
+  </w:num>
+  <w:num w:numId="9" w16cid:durableId="206141046">
     <w:abstractNumId w:val="18"/>
   </w:num>
-  <w:num w:numId="9" w16cid:durableId="206141046">
-    <w:abstractNumId w:val="11"/>
-  </w:num>
   <w:num w:numId="10" w16cid:durableId="1052265893">
-    <w:abstractNumId w:val="17"/>
+    <w:abstractNumId w:val="26"/>
   </w:num>
   <w:num w:numId="11" w16cid:durableId="2093357756">
-    <w:abstractNumId w:val="9"/>
+    <w:abstractNumId w:val="15"/>
   </w:num>
   <w:num w:numId="12" w16cid:durableId="311252365">
-    <w:abstractNumId w:val="16"/>
+    <w:abstractNumId w:val="25"/>
   </w:num>
   <w:num w:numId="13" w16cid:durableId="2137940964">
     <w:abstractNumId w:val="0"/>
   </w:num>
   <w:num w:numId="14" w16cid:durableId="218395164">
-    <w:abstractNumId w:val="19"/>
+    <w:abstractNumId w:val="30"/>
   </w:num>
   <w:num w:numId="15" w16cid:durableId="1072578679">
+    <w:abstractNumId w:val="4"/>
+  </w:num>
+  <w:num w:numId="16" w16cid:durableId="716012345">
+    <w:abstractNumId w:val="5"/>
+  </w:num>
+  <w:num w:numId="17" w16cid:durableId="1444959735">
+    <w:abstractNumId w:val="11"/>
+  </w:num>
+  <w:num w:numId="18" w16cid:durableId="1846506968">
+    <w:abstractNumId w:val="6"/>
+  </w:num>
+  <w:num w:numId="19" w16cid:durableId="218177984">
+    <w:abstractNumId w:val="24"/>
+  </w:num>
+  <w:num w:numId="20" w16cid:durableId="1258060837">
+    <w:abstractNumId w:val="22"/>
+  </w:num>
+  <w:num w:numId="21" w16cid:durableId="1067916654">
+    <w:abstractNumId w:val="21"/>
+  </w:num>
+  <w:num w:numId="22" w16cid:durableId="1727602749">
     <w:abstractNumId w:val="3"/>
   </w:num>
-  <w:num w:numId="16" w16cid:durableId="716012345">
-    <w:abstractNumId w:val="4"/>
-  </w:num>
-  <w:num w:numId="17" w16cid:durableId="1444959735">
+  <w:num w:numId="23" w16cid:durableId="1675263228">
     <w:abstractNumId w:val="7"/>
   </w:num>
-  <w:num w:numId="18" w16cid:durableId="1846506968">
-    <w:abstractNumId w:val="5"/>
+  <w:num w:numId="24" w16cid:durableId="1511749924">
+    <w:abstractNumId w:val="13"/>
   </w:num>
-  <w:num w:numId="19" w16cid:durableId="218177984">
-    <w:abstractNumId w:val="15"/>
+  <w:num w:numId="25" w16cid:durableId="1948997481">
+    <w:abstractNumId w:val="10"/>
   </w:num>
-  <w:num w:numId="20" w16cid:durableId="1258060837">
-    <w:abstractNumId w:val="13"/>
+  <w:num w:numId="26" w16cid:durableId="1487822125">
+    <w:abstractNumId w:val="14"/>
+  </w:num>
+  <w:num w:numId="27" w16cid:durableId="1357542073">
+    <w:abstractNumId w:val="28"/>
+  </w:num>
+  <w:num w:numId="28" w16cid:durableId="2007396599">
+    <w:abstractNumId w:val="29"/>
+  </w:num>
+  <w:num w:numId="29" w16cid:durableId="722565290">
+    <w:abstractNumId w:val="17"/>
+  </w:num>
+  <w:num w:numId="30" w16cid:durableId="290331204">
+    <w:abstractNumId w:val="20"/>
+  </w:num>
+  <w:num w:numId="31" w16cid:durableId="642463133">
+    <w:abstractNumId w:val="9"/>
   </w:num>
 </w:numbering>
 </file>
